--- a/public/Bathini-Arun-Kumar-Resume.docx
+++ b/public/Bathini-Arun-Kumar-Resume.docx
@@ -1,6 +1,6 @@
 
 <file path=word/document.xml><?xml version="1.0" encoding="utf-8"?>
-<w:document xmlns:wpc="http://schemas.microsoft.com/office/word/2010/wordprocessingCanvas" xmlns:cx="http://schemas.microsoft.com/office/drawing/2014/chartex" xmlns:cx1="http://schemas.microsoft.com/office/drawing/2015/9/8/chartex" xmlns:cx2="http://schemas.microsoft.com/office/drawing/2015/10/21/chartex" xmlns:cx3="http://schemas.microsoft.com/office/drawing/2016/5/9/chartex" xmlns:cx4="http://schemas.microsoft.com/office/drawing/2016/5/10/chartex" xmlns:cx5="http://schemas.microsoft.com/office/drawing/2016/5/11/chartex" xmlns:cx6="http://schemas.microsoft.com/office/drawing/2016/5/12/chartex" xmlns:cx7="http://schemas.microsoft.com/office/drawing/2016/5/13/chartex" xmlns:cx8="http://schemas.microsoft.com/office/drawing/2016/5/14/chartex" xmlns:mc="http://schemas.openxmlformats.org/markup-compatibility/2006" xmlns:aink="http://schemas.microsoft.com/office/drawing/2016/ink" xmlns:am3d="http://schemas.microsoft.com/office/drawing/2017/model3d" xmlns:o="urn:schemas-microsoft-com:office:office" xmlns:oel="http://schemas.microsoft.com/office/2019/extlst" xmlns:r="http://schemas.openxmlformats.org/officeDocument/2006/relationships" xmlns:m="http://schemas.openxmlformats.org/officeDocument/2006/math" xmlns:v="urn:schemas-microsoft-com:vml" xmlns:wp14="http://schemas.microsoft.com/office/word/2010/wordprocessingDrawing" xmlns:wp="http://schemas.openxmlformats.org/drawingml/2006/wordprocessingDrawing" xmlns:w10="urn:schemas-microsoft-com:office:word" xmlns:w="http://schemas.openxmlformats.org/wordprocessingml/2006/main" xmlns:w14="http://schemas.microsoft.com/office/word/2010/wordml" xmlns:w15="http://schemas.microsoft.com/office/word/2012/wordml" xmlns:w16cex="http://schemas.microsoft.com/office/word/2018/wordml/cex" xmlns:w16cid="http://schemas.microsoft.com/office/word/2016/wordml/cid" xmlns:w16="http://schemas.microsoft.com/office/word/2018/wordml" xmlns:w16du="http://schemas.microsoft.com/office/word/2023/wordml/word16du" xmlns:w16sdtdh="http://schemas.microsoft.com/office/word/2020/wordml/sdtdatahash" xmlns:w16se="http://schemas.microsoft.com/office/word/2015/wordml/symex" xmlns:wpg="http://schemas.microsoft.com/office/word/2010/wordprocessingGroup" xmlns:wpi="http://schemas.microsoft.com/office/word/2010/wordprocessingInk" xmlns:wne="http://schemas.microsoft.com/office/word/2006/wordml" xmlns:wps="http://schemas.microsoft.com/office/word/2010/wordprocessingShape" mc:Ignorable="w14 w15 w16se w16cid w16 w16cex w16sdtdh w16du wp14">
+<w:document xmlns:wpc="http://schemas.microsoft.com/office/word/2010/wordprocessingCanvas" xmlns:cx="http://schemas.microsoft.com/office/drawing/2014/chartex" xmlns:cx1="http://schemas.microsoft.com/office/drawing/2015/9/8/chartex" xmlns:cx2="http://schemas.microsoft.com/office/drawing/2015/10/21/chartex" xmlns:cx3="http://schemas.microsoft.com/office/drawing/2016/5/9/chartex" xmlns:cx4="http://schemas.microsoft.com/office/drawing/2016/5/10/chartex" xmlns:cx5="http://schemas.microsoft.com/office/drawing/2016/5/11/chartex" xmlns:cx6="http://schemas.microsoft.com/office/drawing/2016/5/12/chartex" xmlns:cx7="http://schemas.microsoft.com/office/drawing/2016/5/13/chartex" xmlns:cx8="http://schemas.microsoft.com/office/drawing/2016/5/14/chartex" xmlns:mc="http://schemas.openxmlformats.org/markup-compatibility/2006" xmlns:aink="http://schemas.microsoft.com/office/drawing/2016/ink" xmlns:am3d="http://schemas.microsoft.com/office/drawing/2017/model3d" xmlns:o="urn:schemas-microsoft-com:office:office" xmlns:oel="http://schemas.microsoft.com/office/2019/extlst" xmlns:r="http://schemas.openxmlformats.org/officeDocument/2006/relationships" xmlns:m="http://schemas.openxmlformats.org/officeDocument/2006/math" xmlns:v="urn:schemas-microsoft-com:vml" xmlns:wp14="http://schemas.microsoft.com/office/word/2010/wordprocessingDrawing" xmlns:wp="http://schemas.openxmlformats.org/drawingml/2006/wordprocessingDrawing" xmlns:w10="urn:schemas-microsoft-com:office:word" xmlns:w="http://schemas.openxmlformats.org/wordprocessingml/2006/main" xmlns:w14="http://schemas.microsoft.com/office/word/2010/wordml" xmlns:w15="http://schemas.microsoft.com/office/word/2012/wordml" xmlns:w16cex="http://schemas.microsoft.com/office/word/2018/wordml/cex" xmlns:w16cid="http://schemas.microsoft.com/office/word/2016/wordml/cid" xmlns:w16="http://schemas.microsoft.com/office/word/2018/wordml" xmlns:w16du="http://schemas.microsoft.com/office/word/2023/wordml/word16du" xmlns:w16sdtdh="http://schemas.microsoft.com/office/word/2020/wordml/sdtdatahash" xmlns:w16sdtfl="http://schemas.microsoft.com/office/word/2024/wordml/sdtformatlock" xmlns:w16se="http://schemas.microsoft.com/office/word/2015/wordml/symex" xmlns:wpg="http://schemas.microsoft.com/office/word/2010/wordprocessingGroup" xmlns:wpi="http://schemas.microsoft.com/office/word/2010/wordprocessingInk" xmlns:wne="http://schemas.microsoft.com/office/word/2006/wordml" xmlns:wps="http://schemas.microsoft.com/office/word/2010/wordprocessingShape" mc:Ignorable="w14 w15 w16se w16cid w16 w16cex w16sdtdh w16sdtfl w16du wp14">
   <w:body>
     <w:p>
       <w:pPr>
@@ -311,13 +311,23 @@
           <w:shd w:val="clear" w:color="auto" w:fill="FFFFFF"/>
         </w:rPr>
       </w:pPr>
+      <w:proofErr w:type="gramStart"/>
       <w:r>
         <w:rPr>
           <w:rFonts w:ascii="Cambria" w:hAnsi="Cambria" w:cstheme="minorHAnsi"/>
           <w:snapToGrid w:val="0"/>
           <w:shd w:val="clear" w:color="auto" w:fill="FFFFFF"/>
         </w:rPr>
-        <w:t>Overall 10 years of experience in IT industry in that as a DevOps Engineer having 6 years of professional Experience with A</w:t>
+        <w:t>Overall</w:t>
+      </w:r>
+      <w:proofErr w:type="gramEnd"/>
+      <w:r>
+        <w:rPr>
+          <w:rFonts w:ascii="Cambria" w:hAnsi="Cambria" w:cstheme="minorHAnsi"/>
+          <w:snapToGrid w:val="0"/>
+          <w:shd w:val="clear" w:color="auto" w:fill="FFFFFF"/>
+        </w:rPr>
+        <w:t xml:space="preserve"> 10 years of experience in IT industry in that as a DevOps Engineer having 6 years of professional Experience with A</w:t>
       </w:r>
       <w:r>
         <w:rPr>
@@ -1077,12 +1087,27 @@
           <w:u w:val="single"/>
         </w:rPr>
       </w:pPr>
-      <w:r>
+    </w:p>
+    <w:p>
+      <w:pPr>
+        <w:tabs>
+          <w:tab w:val="left" w:pos="4409"/>
+        </w:tabs>
+        <w:spacing w:line="240" w:lineRule="auto"/>
+        <w:jc w:val="both"/>
         <w:rPr>
           <w:rFonts w:ascii="Cambria" w:eastAsia="Cambria" w:hAnsi="Cambria" w:cs="Cambria"/>
           <w:b/>
           <w:u w:val="single"/>
         </w:rPr>
+      </w:pPr>
+      <w:r>
+        <w:rPr>
+          <w:rFonts w:ascii="Cambria" w:eastAsia="Cambria" w:hAnsi="Cambria" w:cs="Cambria"/>
+          <w:b/>
+          <w:u w:val="single"/>
+        </w:rPr>
+        <w:lastRenderedPageBreak/>
         <w:t xml:space="preserve">EDUCATION </w:t>
       </w:r>
     </w:p>
@@ -1113,7 +1138,6 @@
           <w:color w:val="000000"/>
           <w:highlight w:val="white"/>
         </w:rPr>
-        <w:lastRenderedPageBreak/>
         <w:t>Bachelor of Engineering in Computer Engineering from JNTU</w:t>
       </w:r>
       <w:r>
@@ -1122,7 +1146,7 @@
           <w:color w:val="000000"/>
           <w:highlight w:val="white"/>
         </w:rPr>
-        <w:t>K</w:t>
+        <w:t>H</w:t>
       </w:r>
       <w:r>
         <w:rPr>
@@ -1786,27 +1810,21 @@
               <w:jc w:val="both"/>
               <w:rPr>
                 <w:rFonts w:ascii="Cambria" w:eastAsia="Cambria" w:hAnsi="Cambria" w:cs="Cambria"/>
+                <w:lang w:val="pt-BR"/>
               </w:rPr>
             </w:pPr>
             <w:r>
               <w:rPr>
                 <w:rFonts w:ascii="Cambria" w:eastAsia="Cambria" w:hAnsi="Cambria" w:cs="Cambria"/>
                 <w:highlight w:val="white"/>
+                <w:lang w:val="pt-BR"/>
               </w:rPr>
-              <w:t xml:space="preserve">Nagios, Splunk, Prometheus, Grafana, </w:t>
+              <w:t>Nagios, Splunk, Prometheus, Grafana, DataDog</w:t>
             </w:r>
-            <w:proofErr w:type="spellStart"/>
             <w:r>
               <w:rPr>
                 <w:rFonts w:ascii="Cambria" w:eastAsia="Cambria" w:hAnsi="Cambria" w:cs="Cambria"/>
-                <w:highlight w:val="white"/>
-              </w:rPr>
-              <w:t>DataDog</w:t>
-            </w:r>
-            <w:proofErr w:type="spellEnd"/>
-            <w:r>
-              <w:rPr>
-                <w:rFonts w:ascii="Cambria" w:eastAsia="Cambria" w:hAnsi="Cambria" w:cs="Cambria"/>
+                <w:lang w:val="pt-BR"/>
               </w:rPr>
               <w:t>.</w:t>
             </w:r>
@@ -2681,982 +2699,6 @@
     </w:p>
     <w:p>
       <w:pPr>
-        <w:spacing w:after="0" w:line="240" w:lineRule="auto"/>
-        <w:ind w:right="144"/>
-        <w:jc w:val="both"/>
-        <w:rPr>
-          <w:rFonts w:ascii="Cambria" w:eastAsia="Cambria" w:hAnsi="Cambria" w:cs="Cambria"/>
-          <w:b/>
-        </w:rPr>
-      </w:pPr>
-      <w:r>
-        <w:rPr>
-          <w:rFonts w:ascii="Cambria" w:eastAsia="Cambria" w:hAnsi="Cambria" w:cs="Cambria"/>
-          <w:b/>
-        </w:rPr>
-        <w:t>Client:</w:t>
-      </w:r>
-      <w:r>
-        <w:rPr>
-          <w:rFonts w:ascii="Cambria" w:eastAsia="Cambria" w:hAnsi="Cambria" w:cs="Cambria"/>
-          <w:b/>
-          <w:bCs/>
-        </w:rPr>
-        <w:t xml:space="preserve"> Sentara HealthCare</w:t>
-      </w:r>
-      <w:r>
-        <w:rPr>
-          <w:rFonts w:ascii="Cambria" w:eastAsia="Cambria" w:hAnsi="Cambria" w:cs="Cambria"/>
-          <w:b/>
-          <w:bCs/>
-        </w:rPr>
-        <w:t xml:space="preserve">, USA                                                                                                             </w:t>
-      </w:r>
-      <w:r>
-        <w:rPr>
-          <w:rFonts w:ascii="Cambria" w:eastAsia="Cambria" w:hAnsi="Cambria" w:cs="Cambria"/>
-          <w:b/>
-          <w:bCs/>
-        </w:rPr>
-        <w:t xml:space="preserve">    </w:t>
-      </w:r>
-      <w:r>
-        <w:rPr>
-          <w:rFonts w:ascii="Cambria" w:eastAsia="Cambria" w:hAnsi="Cambria" w:cs="Cambria"/>
-          <w:b/>
-          <w:bCs/>
-        </w:rPr>
-        <w:t xml:space="preserve">    </w:t>
-      </w:r>
-      <w:r>
-        <w:rPr>
-          <w:rFonts w:ascii="Cambria" w:eastAsia="Cambria" w:hAnsi="Cambria" w:cs="Cambria"/>
-          <w:b/>
-        </w:rPr>
-        <w:t>Feb 2024 - Present</w:t>
-      </w:r>
-    </w:p>
-    <w:p>
-      <w:pPr>
-        <w:spacing w:after="0" w:line="240" w:lineRule="auto"/>
-        <w:ind w:right="144"/>
-        <w:jc w:val="both"/>
-        <w:rPr>
-          <w:rFonts w:ascii="Cambria" w:eastAsia="Cambria" w:hAnsi="Cambria" w:cs="Cambria"/>
-          <w:b/>
-        </w:rPr>
-      </w:pPr>
-      <w:r>
-        <w:rPr>
-          <w:rFonts w:ascii="Cambria" w:eastAsia="Cambria" w:hAnsi="Cambria" w:cs="Cambria"/>
-          <w:b/>
-        </w:rPr>
-        <w:t xml:space="preserve">Role: </w:t>
-      </w:r>
-      <w:r>
-        <w:rPr>
-          <w:rFonts w:asciiTheme="minorHAnsi" w:hAnsiTheme="minorHAnsi" w:cstheme="minorHAnsi"/>
-          <w:b/>
-          <w:bCs/>
-        </w:rPr>
-        <w:t>AWS</w:t>
-      </w:r>
-      <w:r>
-        <w:rPr>
-          <w:rFonts w:asciiTheme="minorHAnsi" w:hAnsiTheme="minorHAnsi" w:cstheme="minorHAnsi"/>
-          <w:b/>
-          <w:bCs/>
-        </w:rPr>
-        <w:t xml:space="preserve"> </w:t>
-      </w:r>
-      <w:r>
-        <w:rPr>
-          <w:rFonts w:asciiTheme="minorHAnsi" w:hAnsiTheme="minorHAnsi" w:cstheme="minorHAnsi"/>
-          <w:b/>
-          <w:bCs/>
-        </w:rPr>
-        <w:t>De</w:t>
-      </w:r>
-      <w:r>
-        <w:rPr>
-          <w:rFonts w:asciiTheme="minorHAnsi" w:hAnsiTheme="minorHAnsi" w:cstheme="minorHAnsi"/>
-          <w:b/>
-          <w:bCs/>
-        </w:rPr>
-        <w:t xml:space="preserve">vOps </w:t>
-      </w:r>
-      <w:r>
-        <w:rPr>
-          <w:rFonts w:asciiTheme="minorHAnsi" w:hAnsiTheme="minorHAnsi" w:cstheme="minorHAnsi"/>
-          <w:b/>
-          <w:bCs/>
-        </w:rPr>
-        <w:t>Engineer</w:t>
-      </w:r>
-    </w:p>
-    <w:p>
-      <w:pPr>
-        <w:spacing w:line="240" w:lineRule="auto"/>
-        <w:ind w:right="144"/>
-        <w:jc w:val="both"/>
-        <w:rPr>
-          <w:rFonts w:ascii="Cambria" w:eastAsia="Cambria" w:hAnsi="Cambria" w:cs="Cambria"/>
-          <w:b/>
-          <w:highlight w:val="white"/>
-        </w:rPr>
-      </w:pPr>
-      <w:r>
-        <w:rPr>
-          <w:rFonts w:ascii="Cambria" w:eastAsia="Cambria" w:hAnsi="Cambria" w:cs="Cambria"/>
-          <w:b/>
-          <w:highlight w:val="white"/>
-        </w:rPr>
-        <w:t>Roles &amp; Responsibilities:</w:t>
-      </w:r>
-    </w:p>
-    <w:p>
-      <w:pPr>
-        <w:pStyle w:val="NoSpacing"/>
-        <w:numPr>
-          <w:ilvl w:val="0"/>
-          <w:numId w:val="4"/>
-        </w:numPr>
-        <w:spacing w:line="276" w:lineRule="auto"/>
-        <w:contextualSpacing/>
-        <w:jc w:val="both"/>
-        <w:rPr>
-          <w:rFonts w:ascii="Cambria" w:hAnsi="Cambria" w:cstheme="minorHAnsi"/>
-          <w:lang w:eastAsia="zh-CN"/>
-        </w:rPr>
-      </w:pPr>
-      <w:r>
-        <w:rPr>
-          <w:rFonts w:ascii="Cambria" w:hAnsi="Cambria" w:cstheme="minorHAnsi"/>
-          <w:lang w:eastAsia="zh-CN"/>
-        </w:rPr>
-        <w:t xml:space="preserve">Implemented </w:t>
-      </w:r>
-      <w:r>
-        <w:rPr>
-          <w:rFonts w:ascii="Cambria" w:hAnsi="Cambria" w:cstheme="minorHAnsi"/>
-          <w:lang w:eastAsia="zh-CN"/>
-        </w:rPr>
-        <w:t>GitHub Action</w:t>
-      </w:r>
-      <w:r>
-        <w:rPr>
-          <w:rFonts w:ascii="Cambria" w:hAnsi="Cambria" w:cstheme="minorHAnsi"/>
-          <w:lang w:eastAsia="zh-CN"/>
-        </w:rPr>
-        <w:t xml:space="preserve"> pipelines to drive all microservices builds out to Amazon ECR (Elastic Container Registry) and then deployed to Amazon EKS (Elastic Kubernetes Service).</w:t>
-      </w:r>
-    </w:p>
-    <w:p>
-      <w:pPr>
-        <w:pStyle w:val="NoSpacing"/>
-        <w:numPr>
-          <w:ilvl w:val="0"/>
-          <w:numId w:val="4"/>
-        </w:numPr>
-        <w:spacing w:line="276" w:lineRule="auto"/>
-        <w:contextualSpacing/>
-        <w:jc w:val="both"/>
-        <w:rPr>
-          <w:rFonts w:ascii="Cambria" w:hAnsi="Cambria" w:cstheme="minorHAnsi"/>
-          <w:lang w:eastAsia="zh-CN"/>
-        </w:rPr>
-      </w:pPr>
-      <w:r>
-        <w:rPr>
-          <w:rFonts w:ascii="Cambria" w:hAnsi="Cambria" w:cstheme="minorHAnsi"/>
-          <w:lang w:eastAsia="zh-CN"/>
-        </w:rPr>
-        <w:t>Experience in working with AWS key features such as Infrastructure as Code using CloudFormation, Execution plans, and Change Automation.</w:t>
-      </w:r>
-    </w:p>
-    <w:p>
-      <w:pPr>
-        <w:pStyle w:val="NoSpacing"/>
-        <w:numPr>
-          <w:ilvl w:val="0"/>
-          <w:numId w:val="4"/>
-        </w:numPr>
-        <w:spacing w:line="276" w:lineRule="auto"/>
-        <w:contextualSpacing/>
-        <w:jc w:val="both"/>
-        <w:rPr>
-          <w:rFonts w:ascii="Cambria" w:hAnsi="Cambria" w:cstheme="minorHAnsi"/>
-          <w:lang w:eastAsia="zh-CN"/>
-        </w:rPr>
-      </w:pPr>
-      <w:r>
-        <w:rPr>
-          <w:rFonts w:ascii="Cambria" w:hAnsi="Cambria" w:cstheme="minorHAnsi"/>
-          <w:lang w:eastAsia="zh-CN"/>
-        </w:rPr>
-        <w:t>Migrated SQL Database from On-Premises to Amazon RDS (Relational Database Service) using AWS Data Lake as a staging area and AWS Glue as the Orchestration Tool.</w:t>
-      </w:r>
-    </w:p>
-    <w:p>
-      <w:pPr>
-        <w:pStyle w:val="NoSpacing"/>
-        <w:numPr>
-          <w:ilvl w:val="0"/>
-          <w:numId w:val="4"/>
-        </w:numPr>
-        <w:spacing w:line="276" w:lineRule="auto"/>
-        <w:contextualSpacing/>
-        <w:jc w:val="both"/>
-        <w:rPr>
-          <w:rFonts w:ascii="Cambria" w:hAnsi="Cambria" w:cstheme="minorHAnsi"/>
-          <w:lang w:eastAsia="zh-CN"/>
-        </w:rPr>
-      </w:pPr>
-      <w:r>
-        <w:rPr>
-          <w:rFonts w:ascii="Cambria" w:hAnsi="Cambria" w:cstheme="minorHAnsi"/>
-          <w:lang w:eastAsia="zh-CN"/>
-        </w:rPr>
-        <w:t>Implemented AWS Hybrid integration to integrate the applications, data, and processes using Amazon API Gateway.</w:t>
-      </w:r>
-    </w:p>
-    <w:p>
-      <w:pPr>
-        <w:pStyle w:val="NoSpacing"/>
-        <w:numPr>
-          <w:ilvl w:val="0"/>
-          <w:numId w:val="4"/>
-        </w:numPr>
-        <w:spacing w:line="276" w:lineRule="auto"/>
-        <w:contextualSpacing/>
-        <w:jc w:val="both"/>
-        <w:rPr>
-          <w:rFonts w:ascii="Cambria" w:hAnsi="Cambria" w:cstheme="minorHAnsi"/>
-          <w:lang w:eastAsia="zh-CN"/>
-        </w:rPr>
-      </w:pPr>
-      <w:r>
-        <w:rPr>
-          <w:rFonts w:ascii="Cambria" w:hAnsi="Cambria" w:cstheme="minorHAnsi"/>
-          <w:lang w:eastAsia="zh-CN"/>
-        </w:rPr>
-        <w:t>Implemented CI/CD pipelines for Go applications using Jenkins and GitHub Actions, ensuring rapid and reliable deployments.</w:t>
-      </w:r>
-    </w:p>
-    <w:p>
-      <w:pPr>
-        <w:pStyle w:val="NoSpacing"/>
-        <w:numPr>
-          <w:ilvl w:val="0"/>
-          <w:numId w:val="4"/>
-        </w:numPr>
-        <w:spacing w:line="276" w:lineRule="auto"/>
-        <w:contextualSpacing/>
-        <w:jc w:val="both"/>
-        <w:rPr>
-          <w:rFonts w:ascii="Cambria" w:hAnsi="Cambria" w:cstheme="minorHAnsi"/>
-          <w:lang w:eastAsia="zh-CN"/>
-        </w:rPr>
-      </w:pPr>
-      <w:r>
-        <w:rPr>
-          <w:rFonts w:ascii="Cambria" w:hAnsi="Cambria" w:cstheme="minorHAnsi"/>
-          <w:lang w:eastAsia="zh-CN"/>
-        </w:rPr>
-        <w:t xml:space="preserve">Set up AWS Elastic Beanstalk for Blue/Green Deployments and deployed serverless AWS Lambda functions with </w:t>
-      </w:r>
-      <w:proofErr w:type="spellStart"/>
-      <w:r>
-        <w:rPr>
-          <w:rFonts w:ascii="Cambria" w:hAnsi="Cambria" w:cstheme="minorHAnsi"/>
-          <w:lang w:eastAsia="zh-CN"/>
-        </w:rPr>
-        <w:t>EventBridge</w:t>
-      </w:r>
-      <w:proofErr w:type="spellEnd"/>
-      <w:r>
-        <w:rPr>
-          <w:rFonts w:ascii="Cambria" w:hAnsi="Cambria" w:cstheme="minorHAnsi"/>
-          <w:lang w:eastAsia="zh-CN"/>
-        </w:rPr>
-        <w:t xml:space="preserve"> and S3 triggers.</w:t>
-      </w:r>
-    </w:p>
-    <w:p>
-      <w:pPr>
-        <w:pStyle w:val="NoSpacing"/>
-        <w:numPr>
-          <w:ilvl w:val="0"/>
-          <w:numId w:val="4"/>
-        </w:numPr>
-        <w:spacing w:line="276" w:lineRule="auto"/>
-        <w:contextualSpacing/>
-        <w:jc w:val="both"/>
-        <w:rPr>
-          <w:rFonts w:ascii="Cambria" w:hAnsi="Cambria" w:cstheme="minorHAnsi"/>
-          <w:lang w:eastAsia="zh-CN"/>
-        </w:rPr>
-      </w:pPr>
-      <w:r>
-        <w:rPr>
-          <w:rFonts w:ascii="Cambria" w:hAnsi="Cambria" w:cstheme="minorHAnsi"/>
-          <w:lang w:eastAsia="zh-CN"/>
-        </w:rPr>
-        <w:t>Created and maintained containerized microservices and configured/maintained Amazon ECR for hosting images.</w:t>
-      </w:r>
-    </w:p>
-    <w:p>
-      <w:pPr>
-        <w:pStyle w:val="NoSpacing"/>
-        <w:numPr>
-          <w:ilvl w:val="0"/>
-          <w:numId w:val="4"/>
-        </w:numPr>
-        <w:spacing w:line="276" w:lineRule="auto"/>
-        <w:contextualSpacing/>
-        <w:jc w:val="both"/>
-        <w:rPr>
-          <w:rFonts w:ascii="Cambria" w:hAnsi="Cambria" w:cstheme="minorHAnsi"/>
-          <w:lang w:eastAsia="zh-CN"/>
-        </w:rPr>
-      </w:pPr>
-      <w:r>
-        <w:rPr>
-          <w:rFonts w:ascii="Cambria" w:hAnsi="Cambria" w:cstheme="minorHAnsi"/>
-          <w:lang w:eastAsia="zh-CN"/>
-        </w:rPr>
-        <w:lastRenderedPageBreak/>
-        <w:t>Built and deployed scalable microservices in Go, improving application performance and reliability.</w:t>
-      </w:r>
-    </w:p>
-    <w:p>
-      <w:pPr>
-        <w:pStyle w:val="NoSpacing"/>
-        <w:numPr>
-          <w:ilvl w:val="0"/>
-          <w:numId w:val="4"/>
-        </w:numPr>
-        <w:spacing w:line="276" w:lineRule="auto"/>
-        <w:contextualSpacing/>
-        <w:jc w:val="both"/>
-        <w:rPr>
-          <w:rFonts w:ascii="Cambria" w:hAnsi="Cambria" w:cstheme="minorHAnsi"/>
-          <w:lang w:eastAsia="zh-CN"/>
-        </w:rPr>
-      </w:pPr>
-      <w:r>
-        <w:rPr>
-          <w:rFonts w:ascii="Cambria" w:hAnsi="Cambria" w:cstheme="minorHAnsi"/>
-          <w:lang w:eastAsia="zh-CN"/>
-        </w:rPr>
-        <w:t>Managed servers on the AWS platform using EC2 instances and created Ansible Playbooks, tasks, and roles to automate system operations.</w:t>
-      </w:r>
-    </w:p>
-    <w:p>
-      <w:pPr>
-        <w:pStyle w:val="NoSpacing"/>
-        <w:numPr>
-          <w:ilvl w:val="0"/>
-          <w:numId w:val="4"/>
-        </w:numPr>
-        <w:spacing w:line="276" w:lineRule="auto"/>
-        <w:contextualSpacing/>
-        <w:jc w:val="both"/>
-        <w:rPr>
-          <w:rFonts w:ascii="Cambria" w:hAnsi="Cambria" w:cstheme="minorHAnsi"/>
-          <w:lang w:eastAsia="zh-CN"/>
-        </w:rPr>
-      </w:pPr>
-      <w:r>
-        <w:rPr>
-          <w:rFonts w:ascii="Cambria" w:hAnsi="Cambria" w:cstheme="minorHAnsi"/>
-          <w:lang w:eastAsia="zh-CN"/>
-        </w:rPr>
-        <w:t>Worked with AWS (IaaS) services such as creating EC2 instances, S3 buckets, EBS volumes, and migrating on-premise servers to AWS, including creating availability zones and performing hardening of the VMs and disk encryption using AWS KMS (Key Management Service).</w:t>
-      </w:r>
-    </w:p>
-    <w:p>
-      <w:pPr>
-        <w:pStyle w:val="NoSpacing"/>
-        <w:numPr>
-          <w:ilvl w:val="0"/>
-          <w:numId w:val="4"/>
-        </w:numPr>
-        <w:spacing w:line="276" w:lineRule="auto"/>
-        <w:contextualSpacing/>
-        <w:jc w:val="both"/>
-        <w:rPr>
-          <w:rFonts w:ascii="Cambria" w:hAnsi="Cambria" w:cstheme="minorHAnsi"/>
-          <w:lang w:eastAsia="zh-CN"/>
-        </w:rPr>
-      </w:pPr>
-      <w:r>
-        <w:rPr>
-          <w:rFonts w:ascii="Cambria" w:hAnsi="Cambria" w:cstheme="minorHAnsi"/>
-          <w:lang w:eastAsia="zh-CN"/>
-        </w:rPr>
-        <w:t>Worked with Docker and Kubernetes on AWS, helping developers build and containerize their applications (CI/CD) and deploying them on either public or private cloud.</w:t>
-      </w:r>
-    </w:p>
-    <w:p>
-      <w:pPr>
-        <w:pStyle w:val="NoSpacing"/>
-        <w:numPr>
-          <w:ilvl w:val="0"/>
-          <w:numId w:val="4"/>
-        </w:numPr>
-        <w:spacing w:line="276" w:lineRule="auto"/>
-        <w:contextualSpacing/>
-        <w:jc w:val="both"/>
-        <w:rPr>
-          <w:rFonts w:ascii="Cambria" w:hAnsi="Cambria" w:cstheme="minorHAnsi"/>
-          <w:lang w:eastAsia="zh-CN"/>
-        </w:rPr>
-      </w:pPr>
-      <w:r>
-        <w:rPr>
-          <w:rFonts w:ascii="Cambria" w:hAnsi="Cambria" w:cstheme="minorHAnsi"/>
-          <w:lang w:eastAsia="zh-CN"/>
-        </w:rPr>
-        <w:t>Experience in installing, configuring, supporting, and troubleshooting Unix/Linux Networking services and protocols like NIS, LDAP, DNS, NFS, DHCP, and Samba on AWS instances.</w:t>
-      </w:r>
-    </w:p>
-    <w:p>
-      <w:pPr>
-        <w:pStyle w:val="NoSpacing"/>
-        <w:numPr>
-          <w:ilvl w:val="0"/>
-          <w:numId w:val="4"/>
-        </w:numPr>
-        <w:spacing w:line="276" w:lineRule="auto"/>
-        <w:contextualSpacing/>
-        <w:jc w:val="both"/>
-        <w:rPr>
-          <w:rFonts w:ascii="Cambria" w:hAnsi="Cambria" w:cstheme="minorHAnsi"/>
-          <w:lang w:eastAsia="zh-CN"/>
-        </w:rPr>
-      </w:pPr>
-      <w:r>
-        <w:rPr>
-          <w:rFonts w:ascii="Cambria" w:hAnsi="Cambria" w:cstheme="minorHAnsi"/>
-          <w:lang w:eastAsia="zh-CN"/>
-        </w:rPr>
-        <w:t>Created various services like EKS, ECR, VPC, and EC2 using Infrastructure as Code (CloudFormation) and developed custom modules as per project needs.</w:t>
-      </w:r>
-    </w:p>
-    <w:p>
-      <w:pPr>
-        <w:pStyle w:val="NoSpacing"/>
-        <w:numPr>
-          <w:ilvl w:val="0"/>
-          <w:numId w:val="4"/>
-        </w:numPr>
-        <w:spacing w:line="276" w:lineRule="auto"/>
-        <w:contextualSpacing/>
-        <w:jc w:val="both"/>
-        <w:rPr>
-          <w:rFonts w:ascii="Cambria" w:hAnsi="Cambria" w:cstheme="minorHAnsi"/>
-          <w:lang w:eastAsia="zh-CN"/>
-        </w:rPr>
-      </w:pPr>
-      <w:r>
-        <w:rPr>
-          <w:rFonts w:ascii="Cambria" w:hAnsi="Cambria" w:cstheme="minorHAnsi"/>
-          <w:lang w:eastAsia="zh-CN"/>
-        </w:rPr>
-        <w:t>Architected, designed, implemented, and managed AWS virtualization components (EC2, VPC, IAM). Experience with regulatory compliance standards (HIPAA, PCI, etc.).</w:t>
-      </w:r>
-    </w:p>
-    <w:p>
-      <w:pPr>
-        <w:pStyle w:val="NoSpacing"/>
-        <w:numPr>
-          <w:ilvl w:val="0"/>
-          <w:numId w:val="4"/>
-        </w:numPr>
-        <w:spacing w:line="276" w:lineRule="auto"/>
-        <w:contextualSpacing/>
-        <w:jc w:val="both"/>
-        <w:rPr>
-          <w:rFonts w:ascii="Cambria" w:hAnsi="Cambria" w:cstheme="minorHAnsi"/>
-          <w:lang w:eastAsia="zh-CN"/>
-        </w:rPr>
-      </w:pPr>
-      <w:r>
-        <w:rPr>
-          <w:rFonts w:ascii="Cambria" w:hAnsi="Cambria" w:cstheme="minorHAnsi"/>
-          <w:lang w:eastAsia="zh-CN"/>
-        </w:rPr>
-        <w:t>Responsible for configuring networking concepts like NIS, NFS, LDAP, SSH, SFTP, SNMP, DNS, DHCP, and troubleshooting network problems such as TCP/IP, supporting users in solving their problems.</w:t>
-      </w:r>
-    </w:p>
-    <w:p>
-      <w:pPr>
-        <w:pStyle w:val="NoSpacing"/>
-        <w:numPr>
-          <w:ilvl w:val="0"/>
-          <w:numId w:val="4"/>
-        </w:numPr>
-        <w:spacing w:line="276" w:lineRule="auto"/>
-        <w:contextualSpacing/>
-        <w:jc w:val="both"/>
-        <w:rPr>
-          <w:rFonts w:ascii="Cambria" w:hAnsi="Cambria" w:cstheme="minorHAnsi"/>
-          <w:lang w:eastAsia="zh-CN"/>
-        </w:rPr>
-      </w:pPr>
-      <w:r>
-        <w:rPr>
-          <w:rFonts w:ascii="Cambria" w:hAnsi="Cambria" w:cstheme="minorHAnsi"/>
-          <w:lang w:eastAsia="zh-CN"/>
-        </w:rPr>
-        <w:t>Created, managed, and performed container-based deployments using Docker images containing Middleware and Applications together and evaluated EKS for Docker container orchestration.</w:t>
-      </w:r>
-    </w:p>
-    <w:p>
-      <w:pPr>
-        <w:pStyle w:val="NoSpacing"/>
-        <w:numPr>
-          <w:ilvl w:val="0"/>
-          <w:numId w:val="4"/>
-        </w:numPr>
-        <w:spacing w:line="276" w:lineRule="auto"/>
-        <w:contextualSpacing/>
-        <w:jc w:val="both"/>
-        <w:rPr>
-          <w:rFonts w:ascii="Cambria" w:hAnsi="Cambria" w:cstheme="minorHAnsi"/>
-          <w:lang w:eastAsia="zh-CN"/>
-        </w:rPr>
-      </w:pPr>
-      <w:r>
-        <w:rPr>
-          <w:rFonts w:ascii="Cambria" w:hAnsi="Cambria" w:cstheme="minorHAnsi"/>
-          <w:lang w:eastAsia="zh-CN"/>
-        </w:rPr>
-        <w:t xml:space="preserve">Utilized Kubernetes and Docker for the runtime environment for the CI/CD system to build, test, and deploy. Created </w:t>
-      </w:r>
-      <w:r>
-        <w:rPr>
-          <w:rFonts w:ascii="Cambria" w:hAnsi="Cambria" w:cstheme="minorHAnsi"/>
-          <w:lang w:eastAsia="zh-CN"/>
-        </w:rPr>
-        <w:t>GitHub Action</w:t>
-      </w:r>
-      <w:r>
-        <w:rPr>
-          <w:rFonts w:ascii="Cambria" w:hAnsi="Cambria" w:cstheme="minorHAnsi"/>
-          <w:lang w:eastAsia="zh-CN"/>
-        </w:rPr>
-        <w:t xml:space="preserve"> pipelines to deploy applications to EKS clusters.</w:t>
-      </w:r>
-    </w:p>
-    <w:p>
-      <w:pPr>
-        <w:pStyle w:val="NoSpacing"/>
-        <w:numPr>
-          <w:ilvl w:val="0"/>
-          <w:numId w:val="4"/>
-        </w:numPr>
-        <w:spacing w:line="276" w:lineRule="auto"/>
-        <w:contextualSpacing/>
-        <w:jc w:val="both"/>
-        <w:rPr>
-          <w:rFonts w:ascii="Cambria" w:hAnsi="Cambria" w:cstheme="minorHAnsi"/>
-          <w:lang w:eastAsia="zh-CN"/>
-        </w:rPr>
-      </w:pPr>
-      <w:r>
-        <w:rPr>
-          <w:rFonts w:ascii="Cambria" w:hAnsi="Cambria" w:cstheme="minorHAnsi"/>
-          <w:lang w:eastAsia="zh-CN"/>
-        </w:rPr>
-        <w:t>Created different GitLab pipelines for different services like infrastructure provisioning, code deployment, and configuration management.</w:t>
-      </w:r>
-    </w:p>
-    <w:p>
-      <w:pPr>
-        <w:pStyle w:val="NoSpacing"/>
-        <w:numPr>
-          <w:ilvl w:val="0"/>
-          <w:numId w:val="4"/>
-        </w:numPr>
-        <w:spacing w:line="276" w:lineRule="auto"/>
-        <w:contextualSpacing/>
-        <w:jc w:val="both"/>
-        <w:rPr>
-          <w:rFonts w:ascii="Cambria" w:hAnsi="Cambria" w:cstheme="minorHAnsi"/>
-          <w:lang w:eastAsia="zh-CN"/>
-        </w:rPr>
-      </w:pPr>
-      <w:r>
-        <w:rPr>
-          <w:rFonts w:ascii="Cambria" w:hAnsi="Cambria" w:cstheme="minorHAnsi"/>
-          <w:lang w:eastAsia="zh-CN"/>
-        </w:rPr>
-        <w:t>Designed and implemented scalable microservices using Golang, improving application responsiveness and fault tolerance.</w:t>
-      </w:r>
-    </w:p>
-    <w:p>
-      <w:pPr>
-        <w:pStyle w:val="NoSpacing"/>
-        <w:numPr>
-          <w:ilvl w:val="0"/>
-          <w:numId w:val="4"/>
-        </w:numPr>
-        <w:spacing w:line="276" w:lineRule="auto"/>
-        <w:contextualSpacing/>
-        <w:jc w:val="both"/>
-        <w:rPr>
-          <w:rFonts w:ascii="Cambria" w:hAnsi="Cambria" w:cstheme="minorHAnsi"/>
-          <w:lang w:eastAsia="zh-CN"/>
-        </w:rPr>
-      </w:pPr>
-      <w:r>
-        <w:rPr>
-          <w:rFonts w:ascii="Cambria" w:hAnsi="Cambria" w:cstheme="minorHAnsi"/>
-          <w:lang w:eastAsia="zh-CN"/>
-        </w:rPr>
-        <w:t>Extensively worked with the LAN/WAN, firewalls, and routing for Internet and Intranet connectivity using different protocols like TCP/IP, DHCP, HTTP/HTTPS, FTP, SMTP, and SSH.</w:t>
-      </w:r>
-    </w:p>
-    <w:p>
-      <w:pPr>
-        <w:pStyle w:val="NoSpacing"/>
-        <w:numPr>
-          <w:ilvl w:val="0"/>
-          <w:numId w:val="4"/>
-        </w:numPr>
-        <w:spacing w:line="276" w:lineRule="auto"/>
-        <w:contextualSpacing/>
-        <w:jc w:val="both"/>
-        <w:rPr>
-          <w:rFonts w:ascii="Cambria" w:hAnsi="Cambria" w:cstheme="minorHAnsi"/>
-          <w:lang w:eastAsia="zh-CN"/>
-        </w:rPr>
-      </w:pPr>
-      <w:r>
-        <w:rPr>
-          <w:rFonts w:ascii="Cambria" w:hAnsi="Cambria" w:cstheme="minorHAnsi"/>
-          <w:lang w:eastAsia="zh-CN"/>
-        </w:rPr>
-        <w:t>Installed and deployed Amazon EC2 instances and managed the AWS cloud environment.</w:t>
-      </w:r>
-    </w:p>
-    <w:p>
-      <w:pPr>
-        <w:pStyle w:val="NoSpacing"/>
-        <w:numPr>
-          <w:ilvl w:val="0"/>
-          <w:numId w:val="4"/>
-        </w:numPr>
-        <w:spacing w:line="276" w:lineRule="auto"/>
-        <w:contextualSpacing/>
-        <w:jc w:val="both"/>
-        <w:rPr>
-          <w:rFonts w:ascii="Cambria" w:hAnsi="Cambria" w:cstheme="minorHAnsi"/>
-          <w:lang w:eastAsia="zh-CN"/>
-        </w:rPr>
-      </w:pPr>
-      <w:r>
-        <w:rPr>
-          <w:rFonts w:ascii="Cambria" w:hAnsi="Cambria" w:cstheme="minorHAnsi"/>
-          <w:lang w:eastAsia="zh-CN"/>
-        </w:rPr>
-        <w:t>Managed AWS EC2 instances in a high availability environment with Elastic Load Balancing and Auto Scaling. Experience working with production servers in multiple AWS regions.</w:t>
-      </w:r>
-    </w:p>
-    <w:p>
-      <w:pPr>
-        <w:pStyle w:val="NoSpacing"/>
-        <w:numPr>
-          <w:ilvl w:val="0"/>
-          <w:numId w:val="4"/>
-        </w:numPr>
-        <w:spacing w:line="276" w:lineRule="auto"/>
-        <w:contextualSpacing/>
-        <w:jc w:val="both"/>
-        <w:rPr>
-          <w:rFonts w:ascii="Cambria" w:hAnsi="Cambria" w:cstheme="minorHAnsi"/>
-          <w:lang w:eastAsia="zh-CN"/>
-        </w:rPr>
-      </w:pPr>
-      <w:r>
-        <w:rPr>
-          <w:rFonts w:ascii="Cambria" w:hAnsi="Cambria" w:cstheme="minorHAnsi"/>
-          <w:lang w:eastAsia="zh-CN"/>
-        </w:rPr>
-        <w:t>Migrated data centers and converted physical servers to virtual servers (P2V) using AWS Application Migration Service.</w:t>
-      </w:r>
-    </w:p>
-    <w:p>
-      <w:pPr>
-        <w:pStyle w:val="NoSpacing"/>
-        <w:numPr>
-          <w:ilvl w:val="0"/>
-          <w:numId w:val="4"/>
-        </w:numPr>
-        <w:spacing w:line="276" w:lineRule="auto"/>
-        <w:contextualSpacing/>
-        <w:jc w:val="both"/>
-        <w:rPr>
-          <w:rFonts w:ascii="Cambria" w:hAnsi="Cambria" w:cstheme="minorHAnsi"/>
-          <w:lang w:eastAsia="zh-CN"/>
-        </w:rPr>
-      </w:pPr>
-      <w:r>
-        <w:rPr>
-          <w:rFonts w:ascii="Cambria" w:hAnsi="Cambria" w:cstheme="minorHAnsi"/>
-          <w:lang w:eastAsia="zh-CN"/>
-        </w:rPr>
-        <w:t>Created Amazon EC2 instances and installed Red Hat Linux on the VMs and standalone Dell servers.</w:t>
-      </w:r>
-    </w:p>
-    <w:p>
-      <w:pPr>
-        <w:pStyle w:val="NoSpacing"/>
-        <w:numPr>
-          <w:ilvl w:val="0"/>
-          <w:numId w:val="4"/>
-        </w:numPr>
-        <w:spacing w:line="276" w:lineRule="auto"/>
-        <w:contextualSpacing/>
-        <w:jc w:val="both"/>
-        <w:rPr>
-          <w:rFonts w:ascii="Cambria" w:hAnsi="Cambria" w:cstheme="minorHAnsi"/>
-          <w:lang w:eastAsia="zh-CN"/>
-        </w:rPr>
-      </w:pPr>
-      <w:r>
-        <w:rPr>
-          <w:rFonts w:ascii="Cambria" w:hAnsi="Cambria" w:cstheme="minorHAnsi"/>
-          <w:lang w:eastAsia="zh-CN"/>
-        </w:rPr>
-        <w:t>Knowledgeable in AWS hardware server management.</w:t>
-      </w:r>
-    </w:p>
-    <w:p>
-      <w:pPr>
-        <w:pStyle w:val="NoSpacing"/>
-        <w:numPr>
-          <w:ilvl w:val="0"/>
-          <w:numId w:val="4"/>
-        </w:numPr>
-        <w:spacing w:line="276" w:lineRule="auto"/>
-        <w:contextualSpacing/>
-        <w:jc w:val="both"/>
-        <w:rPr>
-          <w:rFonts w:ascii="Cambria" w:hAnsi="Cambria" w:cstheme="minorHAnsi"/>
-          <w:lang w:eastAsia="zh-CN"/>
-        </w:rPr>
-      </w:pPr>
-      <w:r>
-        <w:rPr>
-          <w:rFonts w:ascii="Cambria" w:hAnsi="Cambria" w:cstheme="minorHAnsi"/>
-          <w:lang w:eastAsia="zh-CN"/>
-        </w:rPr>
-        <w:t>Hands-on experience building, patching, and maintaining Linux systems in a highly virtualized (AWS) environment.</w:t>
-      </w:r>
-    </w:p>
-    <w:p>
-      <w:pPr>
-        <w:pStyle w:val="NoSpacing"/>
-        <w:numPr>
-          <w:ilvl w:val="0"/>
-          <w:numId w:val="4"/>
-        </w:numPr>
-        <w:spacing w:line="276" w:lineRule="auto"/>
-        <w:contextualSpacing/>
-        <w:jc w:val="both"/>
-        <w:rPr>
-          <w:rFonts w:ascii="Cambria" w:hAnsi="Cambria" w:cstheme="minorHAnsi"/>
-          <w:lang w:eastAsia="zh-CN"/>
-        </w:rPr>
-      </w:pPr>
-      <w:r>
-        <w:rPr>
-          <w:rFonts w:ascii="Cambria" w:hAnsi="Cambria" w:cstheme="minorHAnsi"/>
-          <w:lang w:eastAsia="zh-CN"/>
-        </w:rPr>
-        <w:t>Worked on AWS services like Amazon EMR for big data processing and configured network security group (NSG) rules to specify egress traffic restrictions.</w:t>
-      </w:r>
-    </w:p>
-    <w:p>
-      <w:pPr>
-        <w:pStyle w:val="NoSpacing"/>
-        <w:numPr>
-          <w:ilvl w:val="0"/>
-          <w:numId w:val="4"/>
-        </w:numPr>
-        <w:spacing w:line="276" w:lineRule="auto"/>
-        <w:contextualSpacing/>
-        <w:jc w:val="both"/>
-        <w:rPr>
-          <w:rFonts w:ascii="Cambria" w:hAnsi="Cambria" w:cstheme="minorHAnsi"/>
-          <w:lang w:eastAsia="zh-CN"/>
-        </w:rPr>
-      </w:pPr>
-      <w:r>
-        <w:rPr>
-          <w:rFonts w:ascii="Cambria" w:hAnsi="Cambria" w:cstheme="minorHAnsi"/>
-          <w:lang w:eastAsia="zh-CN"/>
-        </w:rPr>
-        <w:t>Managing AWS VPC components like route tables, security groups, and VPN connections.</w:t>
-      </w:r>
-    </w:p>
-    <w:p>
-      <w:pPr>
-        <w:pStyle w:val="NoSpacing"/>
-        <w:numPr>
-          <w:ilvl w:val="0"/>
-          <w:numId w:val="4"/>
-        </w:numPr>
-        <w:spacing w:line="276" w:lineRule="auto"/>
-        <w:contextualSpacing/>
-        <w:jc w:val="both"/>
-        <w:rPr>
-          <w:rFonts w:ascii="Cambria" w:hAnsi="Cambria" w:cstheme="minorHAnsi"/>
-          <w:lang w:eastAsia="zh-CN"/>
-        </w:rPr>
-      </w:pPr>
-      <w:r>
-        <w:rPr>
-          <w:rFonts w:ascii="Cambria" w:hAnsi="Cambria" w:cstheme="minorHAnsi"/>
-          <w:lang w:eastAsia="zh-CN"/>
-        </w:rPr>
-        <w:t>Migrated AWS EC2 instances from one region to another using AWS migration tools.</w:t>
-      </w:r>
-    </w:p>
-    <w:p>
-      <w:pPr>
-        <w:pStyle w:val="NoSpacing"/>
-        <w:numPr>
-          <w:ilvl w:val="0"/>
-          <w:numId w:val="4"/>
-        </w:numPr>
-        <w:spacing w:line="276" w:lineRule="auto"/>
-        <w:contextualSpacing/>
-        <w:jc w:val="both"/>
-        <w:rPr>
-          <w:rFonts w:ascii="Cambria" w:hAnsi="Cambria" w:cstheme="minorHAnsi"/>
-          <w:lang w:eastAsia="zh-CN"/>
-        </w:rPr>
-      </w:pPr>
-      <w:r>
-        <w:rPr>
-          <w:rFonts w:ascii="Cambria" w:hAnsi="Cambria" w:cstheme="minorHAnsi"/>
-          <w:lang w:eastAsia="zh-CN"/>
-        </w:rPr>
-        <w:t>Troubleshot issues related to AWS EC2 instances, Elastic Load Balancers, and AWS CloudFormation.</w:t>
-      </w:r>
-    </w:p>
-    <w:p>
-      <w:pPr>
-        <w:pStyle w:val="NoSpacing"/>
-        <w:numPr>
-          <w:ilvl w:val="0"/>
-          <w:numId w:val="4"/>
-        </w:numPr>
-        <w:spacing w:line="276" w:lineRule="auto"/>
-        <w:contextualSpacing/>
-        <w:jc w:val="both"/>
-        <w:rPr>
-          <w:rFonts w:ascii="Cambria" w:hAnsi="Cambria" w:cstheme="minorHAnsi"/>
-          <w:lang w:eastAsia="zh-CN"/>
-        </w:rPr>
-      </w:pPr>
-      <w:r>
-        <w:rPr>
-          <w:rFonts w:ascii="Cambria" w:hAnsi="Cambria" w:cstheme="minorHAnsi"/>
-          <w:lang w:eastAsia="zh-CN"/>
-        </w:rPr>
-        <w:t>Deployed Kubernetes (K8s) clusters with Amazon EKS using AWS CLI and utilized Kubernetes and Docker for the runtime environment of the CI/CD system.</w:t>
-      </w:r>
-    </w:p>
-    <w:p>
-      <w:pPr>
-        <w:pStyle w:val="NoSpacing"/>
-        <w:numPr>
-          <w:ilvl w:val="0"/>
-          <w:numId w:val="4"/>
-        </w:numPr>
-        <w:spacing w:line="276" w:lineRule="auto"/>
-        <w:contextualSpacing/>
-        <w:jc w:val="both"/>
-        <w:rPr>
-          <w:rFonts w:ascii="Cambria" w:hAnsi="Cambria" w:cstheme="minorHAnsi"/>
-          <w:lang w:eastAsia="zh-CN"/>
-        </w:rPr>
-      </w:pPr>
-      <w:r>
-        <w:rPr>
-          <w:rFonts w:ascii="Cambria" w:hAnsi="Cambria" w:cstheme="minorHAnsi"/>
-          <w:lang w:eastAsia="zh-CN"/>
-        </w:rPr>
-        <w:t>Created Ansible roles in YAML and defined tasks, variables, files, handlers, and templates. Configured Ansible files for parallel deployment to automate the Continuous Delivery process.</w:t>
-      </w:r>
-    </w:p>
-    <w:p>
-      <w:pPr>
-        <w:pStyle w:val="NoSpacing"/>
-        <w:numPr>
-          <w:ilvl w:val="0"/>
-          <w:numId w:val="4"/>
-        </w:numPr>
-        <w:spacing w:line="276" w:lineRule="auto"/>
-        <w:contextualSpacing/>
-        <w:jc w:val="both"/>
-        <w:rPr>
-          <w:rFonts w:ascii="Cambria" w:hAnsi="Cambria" w:cstheme="minorHAnsi"/>
-          <w:lang w:eastAsia="zh-CN"/>
-        </w:rPr>
-      </w:pPr>
-      <w:r>
-        <w:rPr>
-          <w:rFonts w:ascii="Cambria" w:hAnsi="Cambria" w:cstheme="minorHAnsi"/>
-          <w:lang w:eastAsia="zh-CN"/>
-        </w:rPr>
-        <w:t>Excellent hands-on experience working with monitoring tools such as Amazon CloudWatch, ELK Stack, and working with load balancing, integrating, and monitoring with these tools.</w:t>
-      </w:r>
-    </w:p>
-    <w:p>
-      <w:pPr>
-        <w:pStyle w:val="NoSpacing"/>
-        <w:numPr>
-          <w:ilvl w:val="0"/>
-          <w:numId w:val="4"/>
-        </w:numPr>
-        <w:spacing w:line="276" w:lineRule="auto"/>
-        <w:contextualSpacing/>
-        <w:jc w:val="both"/>
-        <w:rPr>
-          <w:rFonts w:ascii="Cambria" w:hAnsi="Cambria" w:cstheme="minorHAnsi"/>
-          <w:lang w:eastAsia="zh-CN"/>
-        </w:rPr>
-      </w:pPr>
-      <w:r>
-        <w:rPr>
-          <w:rFonts w:ascii="Cambria" w:hAnsi="Cambria" w:cstheme="minorHAnsi"/>
-          <w:lang w:eastAsia="zh-CN"/>
-        </w:rPr>
-        <w:lastRenderedPageBreak/>
-        <w:t>Developed Python scripts to fetch necessary information from AWS services and automate routine tasks when applicable.</w:t>
-      </w:r>
-    </w:p>
-    <w:p>
-      <w:pPr>
-        <w:pStyle w:val="NoSpacing"/>
-        <w:spacing w:line="276" w:lineRule="auto"/>
-        <w:ind w:left="450"/>
-        <w:contextualSpacing/>
-        <w:jc w:val="both"/>
-        <w:rPr>
-          <w:rFonts w:ascii="Cambria" w:hAnsi="Cambria" w:cstheme="minorHAnsi"/>
-          <w:lang w:eastAsia="zh-CN"/>
-        </w:rPr>
-      </w:pPr>
-    </w:p>
-    <w:p>
-      <w:pPr>
         <w:pStyle w:val="NoSpacing"/>
         <w:spacing w:line="276" w:lineRule="auto"/>
         <w:contextualSpacing/>
@@ -3664,155 +2706,244 @@
         <w:rPr>
           <w:rFonts w:ascii="Cambria" w:eastAsia="Cambria" w:hAnsi="Cambria" w:cs="Cambria"/>
           <w:b/>
-        </w:rPr>
-      </w:pPr>
+          <w:lang w:val="fr-FR"/>
+        </w:rPr>
+      </w:pPr>
+      <w:proofErr w:type="gramStart"/>
+      <w:r>
+        <w:rPr>
+          <w:rFonts w:ascii="Cambria" w:eastAsia="Cambria" w:hAnsi="Cambria" w:cs="Cambria"/>
+          <w:b/>
+          <w:lang w:val="fr-FR"/>
+        </w:rPr>
+        <w:t>Client:</w:t>
+      </w:r>
+      <w:proofErr w:type="gramEnd"/>
+      <w:r>
+        <w:rPr>
+          <w:rFonts w:ascii="Cambria" w:eastAsia="Cambria" w:hAnsi="Cambria" w:cs="Cambria"/>
+          <w:b/>
+          <w:lang w:val="fr-FR"/>
+        </w:rPr>
+        <w:t xml:space="preserve"> </w:t>
+      </w:r>
+      <w:r>
+        <w:rPr>
+          <w:rFonts w:ascii="Cambria" w:eastAsia="Cambria" w:hAnsi="Cambria" w:cs="Cambria"/>
+          <w:b/>
+          <w:bCs/>
+          <w:lang w:val="fr-FR"/>
+        </w:rPr>
+        <w:t>Lowe’s,</w:t>
+      </w:r>
+      <w:r>
+        <w:rPr>
+          <w:rFonts w:ascii="Cambria" w:eastAsia="Cambria" w:hAnsi="Cambria" w:cs="Cambria"/>
+          <w:b/>
+          <w:lang w:val="fr-FR"/>
+        </w:rPr>
+        <w:t xml:space="preserve"> </w:t>
+      </w:r>
+      <w:r>
+        <w:rPr>
+          <w:rFonts w:ascii="Cambria" w:eastAsia="Cambria" w:hAnsi="Cambria" w:cs="Cambria"/>
+          <w:b/>
+          <w:bCs/>
+          <w:lang w:val="fr-FR"/>
+        </w:rPr>
+        <w:t xml:space="preserve">charlotte, NC, USA                                                                                                               </w:t>
+      </w:r>
+      <w:r>
+        <w:rPr>
+          <w:rFonts w:ascii="Cambria" w:eastAsia="Cambria" w:hAnsi="Cambria" w:cs="Cambria"/>
+          <w:b/>
+          <w:lang w:val="fr-FR"/>
+        </w:rPr>
+        <w:t>Jan</w:t>
+      </w:r>
+      <w:r>
+        <w:rPr>
+          <w:rFonts w:ascii="Cambria" w:eastAsia="Cambria" w:hAnsi="Cambria" w:cs="Cambria"/>
+          <w:b/>
+          <w:lang w:val="fr-FR"/>
+        </w:rPr>
+        <w:t xml:space="preserve"> 202</w:t>
+      </w:r>
+      <w:r>
+        <w:rPr>
+          <w:rFonts w:ascii="Cambria" w:eastAsia="Cambria" w:hAnsi="Cambria" w:cs="Cambria"/>
+          <w:b/>
+          <w:lang w:val="fr-FR"/>
+        </w:rPr>
+        <w:t>3</w:t>
+      </w:r>
+      <w:r>
+        <w:rPr>
+          <w:rFonts w:ascii="Cambria" w:eastAsia="Cambria" w:hAnsi="Cambria" w:cs="Cambria"/>
+          <w:b/>
+          <w:lang w:val="fr-FR"/>
+        </w:rPr>
+        <w:t xml:space="preserve"> </w:t>
+      </w:r>
+      <w:r>
+        <w:rPr>
+          <w:rFonts w:ascii="Cambria" w:eastAsia="Cambria" w:hAnsi="Cambria" w:cs="Cambria"/>
+          <w:b/>
+          <w:lang w:val="fr-FR"/>
+        </w:rPr>
+        <w:t>–</w:t>
+      </w:r>
+      <w:r>
+        <w:rPr>
+          <w:rFonts w:ascii="Cambria" w:eastAsia="Cambria" w:hAnsi="Cambria" w:cs="Cambria"/>
+          <w:b/>
+          <w:lang w:val="fr-FR"/>
+        </w:rPr>
+        <w:t xml:space="preserve"> </w:t>
+      </w:r>
+      <w:r>
+        <w:rPr>
+          <w:rFonts w:ascii="Cambria" w:eastAsia="Cambria" w:hAnsi="Cambria" w:cs="Cambria"/>
+          <w:b/>
+          <w:lang w:val="fr-FR"/>
+        </w:rPr>
+        <w:t>Present</w:t>
+      </w:r>
+    </w:p>
+    <w:p>
+      <w:pPr>
+        <w:spacing w:after="0" w:line="240" w:lineRule="auto"/>
+        <w:ind w:right="144"/>
+        <w:jc w:val="both"/>
+        <w:rPr>
+          <w:rFonts w:ascii="Cambria" w:eastAsia="Cambria" w:hAnsi="Cambria" w:cs="Cambria"/>
+          <w:b/>
+          <w:lang w:val="fr-FR"/>
+        </w:rPr>
+      </w:pPr>
+      <w:proofErr w:type="spellStart"/>
+      <w:proofErr w:type="gramStart"/>
+      <w:r>
+        <w:rPr>
+          <w:rFonts w:ascii="Cambria" w:eastAsia="Cambria" w:hAnsi="Cambria" w:cs="Cambria"/>
+          <w:b/>
+          <w:lang w:val="fr-FR"/>
+        </w:rPr>
+        <w:t>Role</w:t>
+      </w:r>
+      <w:proofErr w:type="spellEnd"/>
+      <w:r>
+        <w:rPr>
+          <w:rFonts w:ascii="Cambria" w:eastAsia="Cambria" w:hAnsi="Cambria" w:cs="Cambria"/>
+          <w:b/>
+          <w:lang w:val="fr-FR"/>
+        </w:rPr>
+        <w:t>:</w:t>
+      </w:r>
+      <w:proofErr w:type="gramEnd"/>
+      <w:r>
+        <w:rPr>
+          <w:rFonts w:ascii="Cambria" w:eastAsia="Cambria" w:hAnsi="Cambria" w:cs="Cambria"/>
+          <w:b/>
+          <w:lang w:val="fr-FR"/>
+        </w:rPr>
+        <w:t xml:space="preserve"> </w:t>
+      </w:r>
+      <w:r>
+        <w:rPr>
+          <w:rFonts w:asciiTheme="minorHAnsi" w:hAnsiTheme="minorHAnsi" w:cstheme="minorHAnsi"/>
+          <w:b/>
+          <w:bCs/>
+          <w:lang w:val="fr-FR"/>
+        </w:rPr>
+        <w:t>Cloud Dev</w:t>
+      </w:r>
+      <w:r>
+        <w:rPr>
+          <w:rFonts w:asciiTheme="minorHAnsi" w:hAnsiTheme="minorHAnsi" w:cstheme="minorHAnsi"/>
+          <w:b/>
+          <w:bCs/>
+          <w:lang w:val="fr-FR"/>
+        </w:rPr>
+        <w:t>Ops Engineer</w:t>
+      </w:r>
+    </w:p>
+    <w:p>
+      <w:pPr>
+        <w:spacing w:line="240" w:lineRule="auto"/>
+        <w:ind w:right="144"/>
+        <w:jc w:val="both"/>
+        <w:rPr>
+          <w:rFonts w:ascii="Cambria" w:eastAsia="Cambria" w:hAnsi="Cambria" w:cs="Cambria"/>
+          <w:b/>
+          <w:highlight w:val="white"/>
+          <w:lang w:val="fr-FR"/>
+        </w:rPr>
+      </w:pPr>
+      <w:proofErr w:type="spellStart"/>
+      <w:r>
+        <w:rPr>
+          <w:rFonts w:ascii="Cambria" w:eastAsia="Cambria" w:hAnsi="Cambria" w:cs="Cambria"/>
+          <w:b/>
+          <w:highlight w:val="white"/>
+          <w:lang w:val="fr-FR"/>
+        </w:rPr>
+        <w:t>Roles</w:t>
+      </w:r>
+      <w:proofErr w:type="spellEnd"/>
+      <w:r>
+        <w:rPr>
+          <w:rFonts w:ascii="Cambria" w:eastAsia="Cambria" w:hAnsi="Cambria" w:cs="Cambria"/>
+          <w:b/>
+          <w:highlight w:val="white"/>
+          <w:lang w:val="fr-FR"/>
+        </w:rPr>
+        <w:t xml:space="preserve"> &amp; </w:t>
+      </w:r>
+      <w:proofErr w:type="spellStart"/>
+      <w:proofErr w:type="gramStart"/>
+      <w:r>
+        <w:rPr>
+          <w:rFonts w:ascii="Cambria" w:eastAsia="Cambria" w:hAnsi="Cambria" w:cs="Cambria"/>
+          <w:b/>
+          <w:highlight w:val="white"/>
+          <w:lang w:val="fr-FR"/>
+        </w:rPr>
+        <w:t>Responsibilities</w:t>
+      </w:r>
+      <w:proofErr w:type="spellEnd"/>
+      <w:r>
+        <w:rPr>
+          <w:rFonts w:ascii="Cambria" w:eastAsia="Cambria" w:hAnsi="Cambria" w:cs="Cambria"/>
+          <w:b/>
+          <w:highlight w:val="white"/>
+          <w:lang w:val="fr-FR"/>
+        </w:rPr>
+        <w:t>:</w:t>
+      </w:r>
+      <w:proofErr w:type="gramEnd"/>
     </w:p>
     <w:p>
       <w:pPr>
         <w:pStyle w:val="NoSpacing"/>
+        <w:numPr>
+          <w:ilvl w:val="0"/>
+          <w:numId w:val="4"/>
+        </w:numPr>
         <w:spacing w:line="276" w:lineRule="auto"/>
         <w:contextualSpacing/>
         <w:jc w:val="both"/>
         <w:rPr>
-          <w:rFonts w:ascii="Cambria" w:eastAsia="Cambria" w:hAnsi="Cambria" w:cs="Cambria"/>
-          <w:b/>
-        </w:rPr>
-      </w:pPr>
-      <w:r>
-        <w:rPr>
-          <w:rFonts w:ascii="Cambria" w:eastAsia="Cambria" w:hAnsi="Cambria" w:cs="Cambria"/>
-          <w:b/>
-        </w:rPr>
-        <w:t xml:space="preserve">Client: </w:t>
-      </w:r>
-      <w:r>
-        <w:rPr>
-          <w:rFonts w:ascii="Cambria" w:eastAsia="Cambria" w:hAnsi="Cambria" w:cs="Cambria"/>
-          <w:b/>
-          <w:bCs/>
-        </w:rPr>
-        <w:t>Lowe’s,</w:t>
-      </w:r>
-      <w:r>
-        <w:rPr>
-          <w:rFonts w:ascii="Cambria" w:eastAsia="Cambria" w:hAnsi="Cambria" w:cs="Cambria"/>
-          <w:b/>
-        </w:rPr>
-        <w:t xml:space="preserve"> </w:t>
-      </w:r>
-      <w:r>
-        <w:rPr>
-          <w:rFonts w:ascii="Cambria" w:eastAsia="Cambria" w:hAnsi="Cambria" w:cs="Cambria"/>
-          <w:b/>
-          <w:bCs/>
-        </w:rPr>
-        <w:t xml:space="preserve">charlotte, NC, USA                                                                                                             </w:t>
-      </w:r>
-      <w:r>
-        <w:rPr>
-          <w:rFonts w:ascii="Cambria" w:eastAsia="Cambria" w:hAnsi="Cambria" w:cs="Cambria"/>
-          <w:b/>
-          <w:bCs/>
-        </w:rPr>
-        <w:t xml:space="preserve">  </w:t>
-      </w:r>
-      <w:r>
-        <w:rPr>
-          <w:rFonts w:ascii="Cambria" w:eastAsia="Cambria" w:hAnsi="Cambria" w:cs="Cambria"/>
-          <w:b/>
-        </w:rPr>
-        <w:t xml:space="preserve">Sept 2021 </w:t>
-      </w:r>
-      <w:r>
-        <w:rPr>
-          <w:rFonts w:ascii="Cambria" w:eastAsia="Cambria" w:hAnsi="Cambria" w:cs="Cambria"/>
-          <w:b/>
-        </w:rPr>
-        <w:t>–</w:t>
-      </w:r>
-      <w:r>
-        <w:rPr>
-          <w:rFonts w:ascii="Cambria" w:eastAsia="Cambria" w:hAnsi="Cambria" w:cs="Cambria"/>
-          <w:b/>
-        </w:rPr>
-        <w:t xml:space="preserve"> </w:t>
-      </w:r>
-      <w:r>
-        <w:rPr>
-          <w:rFonts w:ascii="Cambria" w:eastAsia="Cambria" w:hAnsi="Cambria" w:cs="Cambria"/>
-          <w:b/>
-        </w:rPr>
-        <w:t>Feb 2024</w:t>
-      </w:r>
-    </w:p>
-    <w:p>
-      <w:pPr>
-        <w:spacing w:after="0" w:line="240" w:lineRule="auto"/>
-        <w:ind w:right="144"/>
-        <w:jc w:val="both"/>
-        <w:rPr>
-          <w:rFonts w:ascii="Cambria" w:eastAsia="Cambria" w:hAnsi="Cambria" w:cs="Cambria"/>
-          <w:b/>
-        </w:rPr>
-      </w:pPr>
-      <w:r>
-        <w:rPr>
-          <w:rFonts w:ascii="Cambria" w:eastAsia="Cambria" w:hAnsi="Cambria" w:cs="Cambria"/>
-          <w:b/>
-        </w:rPr>
-        <w:t xml:space="preserve">Role: </w:t>
-      </w:r>
-      <w:r>
-        <w:rPr>
-          <w:rFonts w:asciiTheme="minorHAnsi" w:hAnsiTheme="minorHAnsi" w:cstheme="minorHAnsi"/>
-          <w:b/>
-          <w:bCs/>
-        </w:rPr>
-        <w:t>Dev</w:t>
-      </w:r>
-      <w:r>
-        <w:rPr>
-          <w:rFonts w:asciiTheme="minorHAnsi" w:hAnsiTheme="minorHAnsi" w:cstheme="minorHAnsi"/>
-          <w:b/>
-          <w:bCs/>
-        </w:rPr>
-        <w:t>Ops/SRE</w:t>
-      </w:r>
-      <w:r>
-        <w:rPr>
-          <w:rFonts w:asciiTheme="minorHAnsi" w:hAnsiTheme="minorHAnsi" w:cstheme="minorHAnsi"/>
-          <w:b/>
-          <w:bCs/>
-        </w:rPr>
-        <w:t xml:space="preserve"> </w:t>
-      </w:r>
-      <w:r>
-        <w:rPr>
-          <w:rFonts w:asciiTheme="minorHAnsi" w:hAnsiTheme="minorHAnsi" w:cstheme="minorHAnsi"/>
-          <w:b/>
-          <w:bCs/>
-        </w:rPr>
-        <w:t>Engineer</w:t>
-      </w:r>
-    </w:p>
-    <w:p>
-      <w:pPr>
-        <w:spacing w:line="240" w:lineRule="auto"/>
-        <w:ind w:right="144"/>
-        <w:jc w:val="both"/>
-        <w:rPr>
-          <w:rFonts w:ascii="Cambria" w:eastAsia="Cambria" w:hAnsi="Cambria" w:cs="Cambria"/>
-          <w:b/>
-          <w:highlight w:val="white"/>
-        </w:rPr>
-      </w:pPr>
-      <w:r>
-        <w:rPr>
-          <w:rFonts w:ascii="Cambria" w:eastAsia="Cambria" w:hAnsi="Cambria" w:cs="Cambria"/>
-          <w:b/>
-          <w:highlight w:val="white"/>
-        </w:rPr>
-        <w:t>Roles &amp; Responsibilities:</w:t>
+          <w:rFonts w:ascii="Cambria" w:hAnsi="Cambria" w:cstheme="minorHAnsi"/>
+          <w:lang w:eastAsia="zh-CN"/>
+        </w:rPr>
+      </w:pPr>
+      <w:r>
+        <w:rPr>
+          <w:rFonts w:ascii="Cambria" w:hAnsi="Cambria" w:cstheme="minorHAnsi"/>
+          <w:lang w:eastAsia="zh-CN"/>
+        </w:rPr>
+        <w:t>Configured and automated the Jenkins Pipelines/Build jobs for Continuous Integration and Deployments Dev to Production environments for Tomcat applications using Jenkins Groovy Scripting.</w:t>
       </w:r>
     </w:p>
     <w:p>
@@ -3835,7 +2966,7 @@
           <w:rFonts w:ascii="Cambria" w:hAnsi="Cambria" w:cstheme="minorHAnsi"/>
           <w:lang w:eastAsia="zh-CN"/>
         </w:rPr>
-        <w:t>Configured and automated the Jenkins Pipelines/Build jobs for Continuous Integration and Deployments Dev to Production environments for Tomcat applications using Jenkins Groovy Scripting.</w:t>
+        <w:t xml:space="preserve">Designing, deploying, and maintaining the application servers on AWS infrastructure, using services like AWS EC2, S3, Glacier, VPC, Lambda, Route53, SQS, IAM, Cloud Front, RDS, and AWS CloudFormation etc. </w:t>
       </w:r>
     </w:p>
     <w:p>
@@ -3858,7 +2989,7 @@
           <w:rFonts w:ascii="Cambria" w:hAnsi="Cambria" w:cstheme="minorHAnsi"/>
           <w:lang w:eastAsia="zh-CN"/>
         </w:rPr>
-        <w:t xml:space="preserve">Designing, deploying, and maintaining the application servers on AWS infrastructure, using services like AWS EC2, S3, Glacier, VPC, Lambda, Route53, SQS, IAM, Cloud Front, RDS, and AWS CloudFormation etc. </w:t>
+        <w:t>Involved in deploying and managing applications using Elastic Beanstalk, including setting up environments, configuring deployments.</w:t>
       </w:r>
     </w:p>
     <w:p>
@@ -3881,7 +3012,42 @@
           <w:rFonts w:ascii="Cambria" w:hAnsi="Cambria" w:cstheme="minorHAnsi"/>
           <w:lang w:eastAsia="zh-CN"/>
         </w:rPr>
-        <w:t>Involved in deploying and managing applications using Elastic Beanstalk, including setting up environments, configuring deployments.</w:t>
+        <w:t xml:space="preserve">We have </w:t>
+      </w:r>
+      <w:r>
+        <w:rPr>
+          <w:rFonts w:ascii="Cambria" w:hAnsi="Cambria" w:cstheme="minorHAnsi"/>
+          <w:lang w:eastAsia="zh-CN"/>
+        </w:rPr>
+        <w:t>use</w:t>
+      </w:r>
+      <w:r>
+        <w:rPr>
+          <w:rFonts w:ascii="Cambria" w:hAnsi="Cambria" w:cstheme="minorHAnsi"/>
+          <w:lang w:eastAsia="zh-CN"/>
+        </w:rPr>
+        <w:t>d</w:t>
+      </w:r>
+      <w:r>
+        <w:rPr>
+          <w:rFonts w:ascii="Cambria" w:hAnsi="Cambria" w:cstheme="minorHAnsi"/>
+          <w:lang w:eastAsia="zh-CN"/>
+        </w:rPr>
+        <w:t xml:space="preserve"> AWS CLI to automate patch management tasks</w:t>
+      </w:r>
+      <w:r>
+        <w:rPr>
+          <w:rFonts w:ascii="Cambria" w:hAnsi="Cambria" w:cstheme="minorHAnsi"/>
+          <w:lang w:eastAsia="zh-CN"/>
+        </w:rPr>
+        <w:t xml:space="preserve"> and </w:t>
+      </w:r>
+      <w:r>
+        <w:rPr>
+          <w:rFonts w:ascii="Cambria" w:hAnsi="Cambria" w:cstheme="minorHAnsi"/>
+          <w:lang w:eastAsia="zh-CN"/>
+        </w:rPr>
+        <w:t>create scripts that check for available patches on EC2 instances and apply them as needed. AWS Config rules can ensure that instances are regularly scanned for missing patches, helping to maintain security and compliance.</w:t>
       </w:r>
     </w:p>
     <w:p>
@@ -3904,42 +3070,14 @@
           <w:rFonts w:ascii="Cambria" w:hAnsi="Cambria" w:cstheme="minorHAnsi"/>
           <w:lang w:eastAsia="zh-CN"/>
         </w:rPr>
-        <w:t xml:space="preserve">We have </w:t>
-      </w:r>
-      <w:r>
-        <w:rPr>
-          <w:rFonts w:ascii="Cambria" w:hAnsi="Cambria" w:cstheme="minorHAnsi"/>
-          <w:lang w:eastAsia="zh-CN"/>
-        </w:rPr>
-        <w:t>use</w:t>
-      </w:r>
-      <w:r>
-        <w:rPr>
-          <w:rFonts w:ascii="Cambria" w:hAnsi="Cambria" w:cstheme="minorHAnsi"/>
-          <w:lang w:eastAsia="zh-CN"/>
-        </w:rPr>
-        <w:t>d</w:t>
-      </w:r>
-      <w:r>
-        <w:rPr>
-          <w:rFonts w:ascii="Cambria" w:hAnsi="Cambria" w:cstheme="minorHAnsi"/>
-          <w:lang w:eastAsia="zh-CN"/>
-        </w:rPr>
-        <w:t xml:space="preserve"> AWS CLI to automate patch management tasks</w:t>
-      </w:r>
-      <w:r>
-        <w:rPr>
-          <w:rFonts w:ascii="Cambria" w:hAnsi="Cambria" w:cstheme="minorHAnsi"/>
-          <w:lang w:eastAsia="zh-CN"/>
-        </w:rPr>
-        <w:t xml:space="preserve"> and </w:t>
-      </w:r>
-      <w:r>
-        <w:rPr>
-          <w:rFonts w:ascii="Cambria" w:hAnsi="Cambria" w:cstheme="minorHAnsi"/>
-          <w:lang w:eastAsia="zh-CN"/>
-        </w:rPr>
-        <w:t>create scripts that check for available patches on EC2 instances and apply them as needed. AWS Config rules can ensure that instances are regularly scanned for missing patches, helping to maintain security and compliance.</w:t>
+        <w:t xml:space="preserve">We have used </w:t>
+      </w:r>
+      <w:r>
+        <w:rPr>
+          <w:rFonts w:ascii="Cambria" w:hAnsi="Cambria" w:cstheme="minorHAnsi"/>
+          <w:lang w:eastAsia="zh-CN"/>
+        </w:rPr>
+        <w:t>AWS Config rules to detect resource configuration drift, which occurs when a resource's actual configuration diverges from its expected configuration.</w:t>
       </w:r>
     </w:p>
     <w:p>
@@ -3962,14 +3100,8 @@
           <w:rFonts w:ascii="Cambria" w:hAnsi="Cambria" w:cstheme="minorHAnsi"/>
           <w:lang w:eastAsia="zh-CN"/>
         </w:rPr>
-        <w:t xml:space="preserve">We have used </w:t>
-      </w:r>
-      <w:r>
-        <w:rPr>
-          <w:rFonts w:ascii="Cambria" w:hAnsi="Cambria" w:cstheme="minorHAnsi"/>
-          <w:lang w:eastAsia="zh-CN"/>
-        </w:rPr>
-        <w:t>AWS Config rules to detect resource configuration drift, which occurs when a resource's actual configuration diverges from its expected configuration.</w:t>
+        <w:lastRenderedPageBreak/>
+        <w:t>Wrote Terraform scripts to deploy different AWS Infrastructure components related to the respective services, managed various resources and data elements defined in the scripts.</w:t>
       </w:r>
     </w:p>
     <w:p>
@@ -3992,7 +3124,7 @@
           <w:rFonts w:ascii="Cambria" w:hAnsi="Cambria" w:cstheme="minorHAnsi"/>
           <w:lang w:eastAsia="zh-CN"/>
         </w:rPr>
-        <w:t>Wrote Terraform scripts to deploy different AWS Infrastructure components related to the respective services, managed various resources and data elements defined in the scripts.</w:t>
+        <w:t>AWS Config rules can verify that backup policies are adhered to, ensuring data resilience and compliance.</w:t>
       </w:r>
     </w:p>
     <w:p>
@@ -4015,7 +3147,7 @@
           <w:rFonts w:ascii="Cambria" w:hAnsi="Cambria" w:cstheme="minorHAnsi"/>
           <w:lang w:eastAsia="zh-CN"/>
         </w:rPr>
-        <w:t>AWS Config rules can verify that backup policies are adhered to, ensuring data resilience and compliance.</w:t>
+        <w:t>Extensive hands-on experience in developing complex Amazon Connect Contact Flows and utilizing the Connect Console designer to design and customize customer interactions seamlessly.</w:t>
       </w:r>
     </w:p>
     <w:p>
@@ -4038,7 +3170,7 @@
           <w:rFonts w:ascii="Cambria" w:hAnsi="Cambria" w:cstheme="minorHAnsi"/>
           <w:lang w:eastAsia="zh-CN"/>
         </w:rPr>
-        <w:t>Extensive hands-on experience in developing complex Amazon Connect Contact Flows and utilizing the Connect Console designer to design and customize customer interactions seamlessly.</w:t>
+        <w:t>Proficient in using developer tools such as Connect CLI, Postman, and others to streamline development processes, troubleshoot issues, and ensure the optimal performance of Amazon Connect solutions.</w:t>
       </w:r>
     </w:p>
     <w:p>
@@ -4061,7 +3193,7 @@
           <w:rFonts w:ascii="Cambria" w:hAnsi="Cambria" w:cstheme="minorHAnsi"/>
           <w:lang w:eastAsia="zh-CN"/>
         </w:rPr>
-        <w:t>Proficient in using developer tools such as Connect CLI, Postman, and others to streamline development processes, troubleshoot issues, and ensure the optimal performance of Amazon Connect solutions.</w:t>
+        <w:t>Solid working knowledge of Python, leveraging it for scripting, automation, and custom functionality within Amazon Connect projects.</w:t>
       </w:r>
     </w:p>
     <w:p>
@@ -4084,7 +3216,23 @@
           <w:rFonts w:ascii="Cambria" w:hAnsi="Cambria" w:cstheme="minorHAnsi"/>
           <w:lang w:eastAsia="zh-CN"/>
         </w:rPr>
-        <w:t>Solid working knowledge of Python, leveraging it for scripting, automation, and custom functionality within Amazon Connect projects.</w:t>
+        <w:t xml:space="preserve">Successfully designed and implemented reporting solutions using tools like </w:t>
+      </w:r>
+      <w:proofErr w:type="spellStart"/>
+      <w:r>
+        <w:rPr>
+          <w:rFonts w:ascii="Cambria" w:hAnsi="Cambria" w:cstheme="minorHAnsi"/>
+          <w:lang w:eastAsia="zh-CN"/>
+        </w:rPr>
+        <w:t>QuickSight</w:t>
+      </w:r>
+      <w:proofErr w:type="spellEnd"/>
+      <w:r>
+        <w:rPr>
+          <w:rFonts w:ascii="Cambria" w:hAnsi="Cambria" w:cstheme="minorHAnsi"/>
+          <w:lang w:eastAsia="zh-CN"/>
+        </w:rPr>
+        <w:t>, providing valuable insights into customer interactions, agent performance, and overall contact center efficiency.</w:t>
       </w:r>
     </w:p>
     <w:p>
@@ -4107,23 +3255,7 @@
           <w:rFonts w:ascii="Cambria" w:hAnsi="Cambria" w:cstheme="minorHAnsi"/>
           <w:lang w:eastAsia="zh-CN"/>
         </w:rPr>
-        <w:t xml:space="preserve">Successfully designed and implemented reporting solutions using tools like </w:t>
-      </w:r>
-      <w:proofErr w:type="spellStart"/>
-      <w:r>
-        <w:rPr>
-          <w:rFonts w:ascii="Cambria" w:hAnsi="Cambria" w:cstheme="minorHAnsi"/>
-          <w:lang w:eastAsia="zh-CN"/>
-        </w:rPr>
-        <w:t>QuickSight</w:t>
-      </w:r>
-      <w:proofErr w:type="spellEnd"/>
-      <w:r>
-        <w:rPr>
-          <w:rFonts w:ascii="Cambria" w:hAnsi="Cambria" w:cstheme="minorHAnsi"/>
-          <w:lang w:eastAsia="zh-CN"/>
-        </w:rPr>
-        <w:t>, providing valuable insights into customer interactions, agent performance, and overall contact center efficiency.</w:t>
+        <w:t>Actively involved in the end-to-end development lifecycle of Amazon Connect projects, from requirements gathering and design to implementation, testing, and deployment.</w:t>
       </w:r>
     </w:p>
     <w:p>
@@ -4146,7 +3278,7 @@
           <w:rFonts w:ascii="Cambria" w:hAnsi="Cambria" w:cstheme="minorHAnsi"/>
           <w:lang w:eastAsia="zh-CN"/>
         </w:rPr>
-        <w:t>Actively involved in the end-to-end development lifecycle of Amazon Connect projects, from requirements gathering and design to implementation, testing, and deployment.</w:t>
+        <w:t>Developed and maintained custom integrations with third-party applications and services, ensuring seamless connectivity and data synchronization.</w:t>
       </w:r>
     </w:p>
     <w:p>
@@ -4169,7 +3301,7 @@
           <w:rFonts w:ascii="Cambria" w:hAnsi="Cambria" w:cstheme="minorHAnsi"/>
           <w:lang w:eastAsia="zh-CN"/>
         </w:rPr>
-        <w:t>Developed and maintained custom integrations with third-party applications and services, ensuring seamless connectivity and data synchronization.</w:t>
+        <w:t>Implemented and optimized Amazon Connect Contact Flows to enhance customer experience, incorporating dynamic prompts, decision trees, and personalized interactions.</w:t>
       </w:r>
     </w:p>
     <w:p>
@@ -4192,7 +3324,7 @@
           <w:rFonts w:ascii="Cambria" w:hAnsi="Cambria" w:cstheme="minorHAnsi"/>
           <w:lang w:eastAsia="zh-CN"/>
         </w:rPr>
-        <w:t>Implemented and optimized Amazon Connect Contact Flows to enhance customer experience, incorporating dynamic prompts, decision trees, and personalized interactions.</w:t>
+        <w:t>Utilized Amazon Connect features like contact attributes, queues, and routing profiles to design and implement efficient call routing strategies.</w:t>
       </w:r>
     </w:p>
     <w:p>
@@ -4215,7 +3347,7 @@
           <w:rFonts w:ascii="Cambria" w:hAnsi="Cambria" w:cstheme="minorHAnsi"/>
           <w:lang w:eastAsia="zh-CN"/>
         </w:rPr>
-        <w:t>Utilized Amazon Connect features like contact attributes, queues, and routing profiles to design and implement efficient call routing strategies.</w:t>
+        <w:t>Played a pivotal role in Agile methodologies, contributing to cross-functional teams, participating in sprint cycles, and promoting iterative development for faster and more responsive project delivery.</w:t>
       </w:r>
     </w:p>
     <w:p>
@@ -4238,7 +3370,7 @@
           <w:rFonts w:ascii="Cambria" w:hAnsi="Cambria" w:cstheme="minorHAnsi"/>
           <w:lang w:eastAsia="zh-CN"/>
         </w:rPr>
-        <w:t>Played a pivotal role in Agile methodologies, contributing to cross-functional teams, participating in sprint cycles, and promoting iterative development for faster and more responsive project delivery.</w:t>
+        <w:t>Successfully designed, implemented, and maintained REST services, facilitating seamless communication and data exchange between systems in various projects.</w:t>
       </w:r>
     </w:p>
     <w:p>
@@ -4261,7 +3393,23 @@
           <w:rFonts w:ascii="Cambria" w:hAnsi="Cambria" w:cstheme="minorHAnsi"/>
           <w:lang w:eastAsia="zh-CN"/>
         </w:rPr>
-        <w:t>Successfully designed, implemented, and maintained REST services, facilitating seamless communication and data exchange between systems in various projects.</w:t>
+        <w:t xml:space="preserve">Applied </w:t>
+      </w:r>
+      <w:proofErr w:type="spellStart"/>
+      <w:r>
+        <w:rPr>
+          <w:rFonts w:ascii="Cambria" w:hAnsi="Cambria" w:cstheme="minorHAnsi"/>
+          <w:lang w:eastAsia="zh-CN"/>
+        </w:rPr>
+        <w:t>QuickSight</w:t>
+      </w:r>
+      <w:proofErr w:type="spellEnd"/>
+      <w:r>
+        <w:rPr>
+          <w:rFonts w:ascii="Cambria" w:hAnsi="Cambria" w:cstheme="minorHAnsi"/>
+          <w:lang w:eastAsia="zh-CN"/>
+        </w:rPr>
+        <w:t xml:space="preserve"> for dynamic dashboard creation, enabling stakeholders to visualize and interpret data trends, facilitating data-driven decision-making processes.</w:t>
       </w:r>
     </w:p>
     <w:p>
@@ -4284,23 +3432,7 @@
           <w:rFonts w:ascii="Cambria" w:hAnsi="Cambria" w:cstheme="minorHAnsi"/>
           <w:lang w:eastAsia="zh-CN"/>
         </w:rPr>
-        <w:t xml:space="preserve">Applied </w:t>
-      </w:r>
-      <w:proofErr w:type="spellStart"/>
-      <w:r>
-        <w:rPr>
-          <w:rFonts w:ascii="Cambria" w:hAnsi="Cambria" w:cstheme="minorHAnsi"/>
-          <w:lang w:eastAsia="zh-CN"/>
-        </w:rPr>
-        <w:t>QuickSight</w:t>
-      </w:r>
-      <w:proofErr w:type="spellEnd"/>
-      <w:r>
-        <w:rPr>
-          <w:rFonts w:ascii="Cambria" w:hAnsi="Cambria" w:cstheme="minorHAnsi"/>
-          <w:lang w:eastAsia="zh-CN"/>
-        </w:rPr>
-        <w:t xml:space="preserve"> for dynamic dashboard creation, enabling stakeholders to visualize and interpret data trends, facilitating data-driven decision-making processes.</w:t>
+        <w:t>Designed and maintained GitHub Actions CI/CD workflows to automate application deployments across Salesforce, Azure, AWS, and Kubernetes environments.</w:t>
       </w:r>
     </w:p>
     <w:p>
@@ -4323,7 +3455,55 @@
           <w:rFonts w:ascii="Cambria" w:hAnsi="Cambria" w:cstheme="minorHAnsi"/>
           <w:lang w:eastAsia="zh-CN"/>
         </w:rPr>
-        <w:t>Actively participated in Agile ceremonies, including sprint planning, daily stand-ups, sprint reviews, and retrospectives, fostering collaboration and adaptability in project execution.</w:t>
+        <w:t xml:space="preserve">Developed automated Salesforce </w:t>
+      </w:r>
+      <w:proofErr w:type="spellStart"/>
+      <w:r>
+        <w:rPr>
+          <w:rFonts w:ascii="Cambria" w:hAnsi="Cambria" w:cstheme="minorHAnsi"/>
+          <w:lang w:eastAsia="zh-CN"/>
+        </w:rPr>
+        <w:t>Vlocity</w:t>
+      </w:r>
+      <w:proofErr w:type="spellEnd"/>
+      <w:r>
+        <w:rPr>
+          <w:rFonts w:ascii="Cambria" w:hAnsi="Cambria" w:cstheme="minorHAnsi"/>
+          <w:lang w:eastAsia="zh-CN"/>
+        </w:rPr>
+        <w:t>/</w:t>
+      </w:r>
+      <w:proofErr w:type="spellStart"/>
+      <w:r>
+        <w:rPr>
+          <w:rFonts w:ascii="Cambria" w:hAnsi="Cambria" w:cstheme="minorHAnsi"/>
+          <w:lang w:eastAsia="zh-CN"/>
+        </w:rPr>
+        <w:t>OmniStudio</w:t>
+      </w:r>
+      <w:proofErr w:type="spellEnd"/>
+      <w:r>
+        <w:rPr>
+          <w:rFonts w:ascii="Cambria" w:hAnsi="Cambria" w:cstheme="minorHAnsi"/>
+          <w:lang w:eastAsia="zh-CN"/>
+        </w:rPr>
+        <w:t xml:space="preserve"> deployment pipelines using GitHub Actions, Salesforce CLI, and </w:t>
+      </w:r>
+      <w:proofErr w:type="spellStart"/>
+      <w:r>
+        <w:rPr>
+          <w:rFonts w:ascii="Cambria" w:hAnsi="Cambria" w:cstheme="minorHAnsi"/>
+          <w:lang w:eastAsia="zh-CN"/>
+        </w:rPr>
+        <w:t>Vlocity</w:t>
+      </w:r>
+      <w:proofErr w:type="spellEnd"/>
+      <w:r>
+        <w:rPr>
+          <w:rFonts w:ascii="Cambria" w:hAnsi="Cambria" w:cstheme="minorHAnsi"/>
+          <w:lang w:eastAsia="zh-CN"/>
+        </w:rPr>
+        <w:t xml:space="preserve"> Build Tool.</w:t>
       </w:r>
     </w:p>
     <w:p>
@@ -4346,7 +3526,7 @@
           <w:rFonts w:ascii="Cambria" w:hAnsi="Cambria" w:cstheme="minorHAnsi"/>
           <w:lang w:eastAsia="zh-CN"/>
         </w:rPr>
-        <w:t>Integrated RESTful services into diverse applications, ensuring interoperability and efficient data communication across distributed systems.</w:t>
+        <w:t>Configured self-hosted GitHub Actions runners on Azure Kubernetes Service to support secure and scalable enterprise deployment workflows.</w:t>
       </w:r>
     </w:p>
     <w:p>
@@ -4369,7 +3549,379 @@
           <w:rFonts w:ascii="Cambria" w:hAnsi="Cambria" w:cstheme="minorHAnsi"/>
           <w:lang w:eastAsia="zh-CN"/>
         </w:rPr>
+        <w:t>Integrated Azure Key Vault with GitHub Actions to securely retrieve certificates, JWT keys, service-account credentials, and deployment secrets.</w:t>
+      </w:r>
+    </w:p>
+    <w:p>
+      <w:pPr>
+        <w:pStyle w:val="NoSpacing"/>
+        <w:numPr>
+          <w:ilvl w:val="0"/>
+          <w:numId w:val="4"/>
+        </w:numPr>
+        <w:spacing w:line="276" w:lineRule="auto"/>
+        <w:contextualSpacing/>
+        <w:jc w:val="both"/>
+        <w:rPr>
+          <w:rFonts w:ascii="Cambria" w:hAnsi="Cambria" w:cstheme="minorHAnsi"/>
+          <w:lang w:eastAsia="zh-CN"/>
+        </w:rPr>
+      </w:pPr>
+      <w:r>
+        <w:rPr>
+          <w:rFonts w:ascii="Cambria" w:hAnsi="Cambria" w:cstheme="minorHAnsi"/>
+          <w:lang w:eastAsia="zh-CN"/>
+        </w:rPr>
+        <w:t xml:space="preserve">Built commit-based and component-level deployment workflows for </w:t>
+      </w:r>
+      <w:proofErr w:type="spellStart"/>
+      <w:r>
+        <w:rPr>
+          <w:rFonts w:ascii="Cambria" w:hAnsi="Cambria" w:cstheme="minorHAnsi"/>
+          <w:lang w:eastAsia="zh-CN"/>
+        </w:rPr>
+        <w:t>Vlocity</w:t>
+      </w:r>
+      <w:proofErr w:type="spellEnd"/>
+      <w:r>
+        <w:rPr>
+          <w:rFonts w:ascii="Cambria" w:hAnsi="Cambria" w:cstheme="minorHAnsi"/>
+          <w:lang w:eastAsia="zh-CN"/>
+        </w:rPr>
+        <w:t xml:space="preserve"> </w:t>
+      </w:r>
+      <w:proofErr w:type="spellStart"/>
+      <w:r>
+        <w:rPr>
+          <w:rFonts w:ascii="Cambria" w:hAnsi="Cambria" w:cstheme="minorHAnsi"/>
+          <w:lang w:eastAsia="zh-CN"/>
+        </w:rPr>
+        <w:t>DataPacks</w:t>
+      </w:r>
+      <w:proofErr w:type="spellEnd"/>
+      <w:r>
+        <w:rPr>
+          <w:rFonts w:ascii="Cambria" w:hAnsi="Cambria" w:cstheme="minorHAnsi"/>
+          <w:lang w:eastAsia="zh-CN"/>
+        </w:rPr>
+        <w:t xml:space="preserve">, including </w:t>
+      </w:r>
+      <w:proofErr w:type="spellStart"/>
+      <w:r>
+        <w:rPr>
+          <w:rFonts w:ascii="Cambria" w:hAnsi="Cambria" w:cstheme="minorHAnsi"/>
+          <w:lang w:eastAsia="zh-CN"/>
+        </w:rPr>
+        <w:t>FlexCards</w:t>
+      </w:r>
+      <w:proofErr w:type="spellEnd"/>
+      <w:r>
+        <w:rPr>
+          <w:rFonts w:ascii="Cambria" w:hAnsi="Cambria" w:cstheme="minorHAnsi"/>
+          <w:lang w:eastAsia="zh-CN"/>
+        </w:rPr>
+        <w:t xml:space="preserve">, </w:t>
+      </w:r>
+      <w:proofErr w:type="spellStart"/>
+      <w:r>
+        <w:rPr>
+          <w:rFonts w:ascii="Cambria" w:hAnsi="Cambria" w:cstheme="minorHAnsi"/>
+          <w:lang w:eastAsia="zh-CN"/>
+        </w:rPr>
+        <w:t>OmniScripts</w:t>
+      </w:r>
+      <w:proofErr w:type="spellEnd"/>
+      <w:r>
+        <w:rPr>
+          <w:rFonts w:ascii="Cambria" w:hAnsi="Cambria" w:cstheme="minorHAnsi"/>
+          <w:lang w:eastAsia="zh-CN"/>
+        </w:rPr>
+        <w:t xml:space="preserve">, Integration Procedures, and </w:t>
+      </w:r>
+      <w:proofErr w:type="spellStart"/>
+      <w:r>
+        <w:rPr>
+          <w:rFonts w:ascii="Cambria" w:hAnsi="Cambria" w:cstheme="minorHAnsi"/>
+          <w:lang w:eastAsia="zh-CN"/>
+        </w:rPr>
+        <w:t>DataRaptors</w:t>
+      </w:r>
+      <w:proofErr w:type="spellEnd"/>
+      <w:r>
+        <w:rPr>
+          <w:rFonts w:ascii="Cambria" w:hAnsi="Cambria" w:cstheme="minorHAnsi"/>
+          <w:lang w:eastAsia="zh-CN"/>
+        </w:rPr>
+        <w:t>.</w:t>
+      </w:r>
+    </w:p>
+    <w:p>
+      <w:pPr>
+        <w:pStyle w:val="NoSpacing"/>
+        <w:numPr>
+          <w:ilvl w:val="0"/>
+          <w:numId w:val="4"/>
+        </w:numPr>
+        <w:spacing w:line="276" w:lineRule="auto"/>
+        <w:contextualSpacing/>
+        <w:jc w:val="both"/>
+        <w:rPr>
+          <w:rFonts w:ascii="Cambria" w:hAnsi="Cambria" w:cstheme="minorHAnsi"/>
+          <w:lang w:eastAsia="zh-CN"/>
+        </w:rPr>
+      </w:pPr>
+      <w:r>
+        <w:rPr>
+          <w:rFonts w:ascii="Cambria" w:hAnsi="Cambria" w:cstheme="minorHAnsi"/>
+          <w:lang w:eastAsia="zh-CN"/>
+        </w:rPr>
+        <w:t xml:space="preserve">Implemented automated SonarQube and </w:t>
+      </w:r>
+      <w:proofErr w:type="spellStart"/>
+      <w:r>
+        <w:rPr>
+          <w:rFonts w:ascii="Cambria" w:hAnsi="Cambria" w:cstheme="minorHAnsi"/>
+          <w:lang w:eastAsia="zh-CN"/>
+        </w:rPr>
+        <w:t>CodeQL</w:t>
+      </w:r>
+      <w:proofErr w:type="spellEnd"/>
+      <w:r>
+        <w:rPr>
+          <w:rFonts w:ascii="Cambria" w:hAnsi="Cambria" w:cstheme="minorHAnsi"/>
+          <w:lang w:eastAsia="zh-CN"/>
+        </w:rPr>
+        <w:t xml:space="preserve"> security scans within GitHub Actions to identify code-quality issues, vulnerabilities, and security risks.</w:t>
+      </w:r>
+    </w:p>
+    <w:p>
+      <w:pPr>
+        <w:pStyle w:val="NoSpacing"/>
+        <w:numPr>
+          <w:ilvl w:val="0"/>
+          <w:numId w:val="4"/>
+        </w:numPr>
+        <w:spacing w:line="276" w:lineRule="auto"/>
+        <w:contextualSpacing/>
+        <w:jc w:val="both"/>
+        <w:rPr>
+          <w:rFonts w:ascii="Cambria" w:hAnsi="Cambria" w:cstheme="minorHAnsi"/>
+          <w:lang w:eastAsia="zh-CN"/>
+        </w:rPr>
+      </w:pPr>
+      <w:r>
+        <w:rPr>
+          <w:rFonts w:ascii="Cambria" w:hAnsi="Cambria" w:cstheme="minorHAnsi"/>
+          <w:lang w:eastAsia="zh-CN"/>
+        </w:rPr>
+        <w:t>Created GitHub Actions workflows to generate code-quality reports containing security, reliability, maintainability, code coverage, duplication, and lines-of-code metrics.</w:t>
+      </w:r>
+    </w:p>
+    <w:p>
+      <w:pPr>
+        <w:pStyle w:val="NoSpacing"/>
+        <w:numPr>
+          <w:ilvl w:val="0"/>
+          <w:numId w:val="4"/>
+        </w:numPr>
+        <w:spacing w:line="276" w:lineRule="auto"/>
+        <w:contextualSpacing/>
+        <w:jc w:val="both"/>
+        <w:rPr>
+          <w:rFonts w:ascii="Cambria" w:hAnsi="Cambria" w:cstheme="minorHAnsi"/>
+          <w:lang w:eastAsia="zh-CN"/>
+        </w:rPr>
+      </w:pPr>
+      <w:r>
+        <w:rPr>
+          <w:rFonts w:ascii="Cambria" w:hAnsi="Cambria" w:cstheme="minorHAnsi"/>
+          <w:lang w:eastAsia="zh-CN"/>
+        </w:rPr>
+        <w:t>Developed Microsoft Teams notification integrations for GitHub Actions, providing deployment status, workflow failure details, repository information, branch names, and actionable error messages.</w:t>
+      </w:r>
+    </w:p>
+    <w:p>
+      <w:pPr>
+        <w:pStyle w:val="NoSpacing"/>
+        <w:numPr>
+          <w:ilvl w:val="0"/>
+          <w:numId w:val="4"/>
+        </w:numPr>
+        <w:spacing w:line="276" w:lineRule="auto"/>
+        <w:contextualSpacing/>
+        <w:jc w:val="both"/>
+        <w:rPr>
+          <w:rFonts w:ascii="Cambria" w:hAnsi="Cambria" w:cstheme="minorHAnsi"/>
+          <w:lang w:eastAsia="zh-CN"/>
+        </w:rPr>
+      </w:pPr>
+      <w:r>
+        <w:rPr>
+          <w:rFonts w:ascii="Cambria" w:hAnsi="Cambria" w:cstheme="minorHAnsi"/>
+          <w:lang w:eastAsia="zh-CN"/>
+        </w:rPr>
+        <w:t xml:space="preserve">Troubleshot GitHub Actions failures involving merge conflicts, Git history, shallow clones, runner configurations, authentication, environment variables, and </w:t>
+      </w:r>
+      <w:proofErr w:type="spellStart"/>
+      <w:r>
+        <w:rPr>
+          <w:rFonts w:ascii="Cambria" w:hAnsi="Cambria" w:cstheme="minorHAnsi"/>
+          <w:lang w:eastAsia="zh-CN"/>
+        </w:rPr>
+        <w:t>Vlocity</w:t>
+      </w:r>
+      <w:proofErr w:type="spellEnd"/>
+      <w:r>
+        <w:rPr>
+          <w:rFonts w:ascii="Cambria" w:hAnsi="Cambria" w:cstheme="minorHAnsi"/>
+          <w:lang w:eastAsia="zh-CN"/>
+        </w:rPr>
+        <w:t xml:space="preserve"> deployment errors.</w:t>
+      </w:r>
+    </w:p>
+    <w:p>
+      <w:pPr>
+        <w:pStyle w:val="NoSpacing"/>
+        <w:numPr>
+          <w:ilvl w:val="0"/>
+          <w:numId w:val="4"/>
+        </w:numPr>
+        <w:spacing w:line="276" w:lineRule="auto"/>
+        <w:contextualSpacing/>
+        <w:jc w:val="both"/>
+        <w:rPr>
+          <w:rFonts w:ascii="Cambria" w:hAnsi="Cambria" w:cstheme="minorHAnsi"/>
+          <w:lang w:eastAsia="zh-CN"/>
+        </w:rPr>
+      </w:pPr>
+      <w:r>
+        <w:rPr>
+          <w:rFonts w:ascii="Cambria" w:hAnsi="Cambria" w:cstheme="minorHAnsi"/>
+          <w:lang w:eastAsia="zh-CN"/>
+        </w:rPr>
+        <w:t>I</w:t>
+      </w:r>
+      <w:r>
+        <w:rPr>
+          <w:rFonts w:ascii="Cambria" w:hAnsi="Cambria" w:cstheme="minorHAnsi"/>
+          <w:lang w:eastAsia="zh-CN"/>
+        </w:rPr>
+        <w:t>mplemented branch governance and repository-maintenance practices, including CODEOWNERS reviews, automatic feature-branch deletion, secret remediation, and repository security controls.</w:t>
+      </w:r>
+    </w:p>
+    <w:p>
+      <w:pPr>
+        <w:pStyle w:val="NoSpacing"/>
+        <w:numPr>
+          <w:ilvl w:val="0"/>
+          <w:numId w:val="4"/>
+        </w:numPr>
+        <w:spacing w:line="276" w:lineRule="auto"/>
+        <w:contextualSpacing/>
+        <w:jc w:val="both"/>
+        <w:rPr>
+          <w:rFonts w:ascii="Cambria" w:hAnsi="Cambria" w:cstheme="minorHAnsi"/>
+          <w:lang w:eastAsia="zh-CN"/>
+        </w:rPr>
+      </w:pPr>
+      <w:r>
+        <w:rPr>
+          <w:rFonts w:ascii="Cambria" w:hAnsi="Cambria" w:cstheme="minorHAnsi"/>
+          <w:lang w:eastAsia="zh-CN"/>
+        </w:rPr>
+        <w:t>Supported production deployments by monitoring GitHub Actions workflows, resolving pipeline failures, coordinating with development teams, and validating successful releases.</w:t>
+      </w:r>
+    </w:p>
+    <w:p>
+      <w:pPr>
+        <w:pStyle w:val="NoSpacing"/>
+        <w:numPr>
+          <w:ilvl w:val="0"/>
+          <w:numId w:val="4"/>
+        </w:numPr>
+        <w:spacing w:line="276" w:lineRule="auto"/>
+        <w:contextualSpacing/>
+        <w:jc w:val="both"/>
+        <w:rPr>
+          <w:rFonts w:ascii="Cambria" w:hAnsi="Cambria" w:cstheme="minorHAnsi"/>
+          <w:lang w:eastAsia="zh-CN"/>
+        </w:rPr>
+      </w:pPr>
+      <w:r>
+        <w:rPr>
+          <w:rFonts w:ascii="Cambria" w:hAnsi="Cambria" w:cstheme="minorHAnsi"/>
+          <w:lang w:eastAsia="zh-CN"/>
+        </w:rPr>
         <w:lastRenderedPageBreak/>
+        <w:t>Created reusable and parameterized GitHub Actions workflows to support multiple repositories, deployment environments, branches, and Salesforce components.</w:t>
+      </w:r>
+    </w:p>
+    <w:p>
+      <w:pPr>
+        <w:pStyle w:val="NoSpacing"/>
+        <w:numPr>
+          <w:ilvl w:val="0"/>
+          <w:numId w:val="4"/>
+        </w:numPr>
+        <w:spacing w:line="276" w:lineRule="auto"/>
+        <w:contextualSpacing/>
+        <w:jc w:val="both"/>
+        <w:rPr>
+          <w:rFonts w:ascii="Cambria" w:hAnsi="Cambria" w:cstheme="minorHAnsi"/>
+          <w:lang w:eastAsia="zh-CN"/>
+        </w:rPr>
+      </w:pPr>
+      <w:r>
+        <w:rPr>
+          <w:rFonts w:ascii="Cambria" w:hAnsi="Cambria" w:cstheme="minorHAnsi"/>
+          <w:lang w:eastAsia="zh-CN"/>
+        </w:rPr>
+        <w:t>Actively participated in Agile ceremonies, including sprint planning, daily stand-ups, sprint reviews, and retrospectives, fostering collaboration and adaptability in project execution.</w:t>
+      </w:r>
+    </w:p>
+    <w:p>
+      <w:pPr>
+        <w:pStyle w:val="NoSpacing"/>
+        <w:numPr>
+          <w:ilvl w:val="0"/>
+          <w:numId w:val="4"/>
+        </w:numPr>
+        <w:spacing w:line="276" w:lineRule="auto"/>
+        <w:contextualSpacing/>
+        <w:jc w:val="both"/>
+        <w:rPr>
+          <w:rFonts w:ascii="Cambria" w:hAnsi="Cambria" w:cstheme="minorHAnsi"/>
+          <w:lang w:eastAsia="zh-CN"/>
+        </w:rPr>
+      </w:pPr>
+      <w:r>
+        <w:rPr>
+          <w:rFonts w:ascii="Cambria" w:hAnsi="Cambria" w:cstheme="minorHAnsi"/>
+          <w:lang w:eastAsia="zh-CN"/>
+        </w:rPr>
+        <w:t>Integrated RESTful services into diverse applications, ensuring interoperability and efficient data communication across distributed systems.</w:t>
+      </w:r>
+    </w:p>
+    <w:p>
+      <w:pPr>
+        <w:pStyle w:val="NoSpacing"/>
+        <w:numPr>
+          <w:ilvl w:val="0"/>
+          <w:numId w:val="4"/>
+        </w:numPr>
+        <w:spacing w:line="276" w:lineRule="auto"/>
+        <w:contextualSpacing/>
+        <w:jc w:val="both"/>
+        <w:rPr>
+          <w:rFonts w:ascii="Cambria" w:hAnsi="Cambria" w:cstheme="minorHAnsi"/>
+          <w:lang w:eastAsia="zh-CN"/>
+        </w:rPr>
+      </w:pPr>
+      <w:r>
+        <w:rPr>
+          <w:rFonts w:ascii="Cambria" w:hAnsi="Cambria" w:cstheme="minorHAnsi"/>
+          <w:lang w:eastAsia="zh-CN"/>
+        </w:rPr>
         <w:t>Played a key role in the Agile development process, contributing to backlog refinement, story estimation, and sprint execution, aligning development efforts with business priorities.</w:t>
       </w:r>
     </w:p>
@@ -4686,7 +4238,45 @@
         <w:rPr>
           <w:rFonts w:ascii="Cambria" w:eastAsia="Cambria" w:hAnsi="Cambria" w:cs="Cambria"/>
         </w:rPr>
-        <w:t xml:space="preserve"> Azure, Terraform, Chef, Ansible, Docker, Kubernetes, Jenkins, GIT, Maven, SPLUNK, Nagios, Python Scripts,</w:t>
+        <w:t xml:space="preserve"> AWS</w:t>
+      </w:r>
+      <w:r>
+        <w:rPr>
+          <w:rFonts w:ascii="Cambria" w:eastAsia="Cambria" w:hAnsi="Cambria" w:cs="Cambria"/>
+        </w:rPr>
+        <w:t xml:space="preserve">, </w:t>
+      </w:r>
+      <w:r>
+        <w:rPr>
+          <w:rFonts w:ascii="Cambria" w:eastAsia="Cambria" w:hAnsi="Cambria" w:cs="Cambria"/>
+        </w:rPr>
+        <w:t xml:space="preserve">Salesforce, </w:t>
+      </w:r>
+      <w:r>
+        <w:rPr>
+          <w:rFonts w:ascii="Cambria" w:eastAsia="Cambria" w:hAnsi="Cambria" w:cs="Cambria"/>
+        </w:rPr>
+        <w:t xml:space="preserve">Terraform, Chef, Ansible, Docker, Kubernetes, </w:t>
+      </w:r>
+      <w:proofErr w:type="spellStart"/>
+      <w:r>
+        <w:rPr>
+          <w:rFonts w:ascii="Cambria" w:eastAsia="Cambria" w:hAnsi="Cambria" w:cs="Cambria"/>
+        </w:rPr>
+        <w:t>Github</w:t>
+      </w:r>
+      <w:proofErr w:type="spellEnd"/>
+      <w:r>
+        <w:rPr>
+          <w:rFonts w:ascii="Cambria" w:eastAsia="Cambria" w:hAnsi="Cambria" w:cs="Cambria"/>
+        </w:rPr>
+        <w:t xml:space="preserve"> Actions</w:t>
+      </w:r>
+      <w:r>
+        <w:rPr>
+          <w:rFonts w:ascii="Cambria" w:eastAsia="Cambria" w:hAnsi="Cambria" w:cs="Cambria"/>
+        </w:rPr>
+        <w:t>, GIT, Maven, SPLUNK, Nagios, Python Scripts,</w:t>
       </w:r>
       <w:r>
         <w:rPr>
@@ -4787,7 +4377,56 @@
           <w:rFonts w:ascii="Cambria" w:eastAsia="Cambria" w:hAnsi="Cambria" w:cs="Cambria"/>
           <w:b/>
         </w:rPr>
-        <w:t xml:space="preserve">                                                         March 2020 – Sept 2021</w:t>
+        <w:t xml:space="preserve">                                                         </w:t>
+      </w:r>
+      <w:r>
+        <w:rPr>
+          <w:rFonts w:ascii="Cambria" w:eastAsia="Cambria" w:hAnsi="Cambria" w:cs="Cambria"/>
+          <w:b/>
+        </w:rPr>
+        <w:t>Sept</w:t>
+      </w:r>
+      <w:r>
+        <w:rPr>
+          <w:rFonts w:ascii="Cambria" w:eastAsia="Cambria" w:hAnsi="Cambria" w:cs="Cambria"/>
+          <w:b/>
+        </w:rPr>
+        <w:t xml:space="preserve"> 202</w:t>
+      </w:r>
+      <w:r>
+        <w:rPr>
+          <w:rFonts w:ascii="Cambria" w:eastAsia="Cambria" w:hAnsi="Cambria" w:cs="Cambria"/>
+          <w:b/>
+        </w:rPr>
+        <w:t>1</w:t>
+      </w:r>
+      <w:r>
+        <w:rPr>
+          <w:rFonts w:ascii="Cambria" w:eastAsia="Cambria" w:hAnsi="Cambria" w:cs="Cambria"/>
+          <w:b/>
+        </w:rPr>
+        <w:t xml:space="preserve"> –</w:t>
+      </w:r>
+      <w:r>
+        <w:rPr>
+          <w:rFonts w:ascii="Cambria" w:eastAsia="Cambria" w:hAnsi="Cambria" w:cs="Cambria"/>
+          <w:b/>
+        </w:rPr>
+        <w:t xml:space="preserve"> Jan </w:t>
+      </w:r>
+      <w:r>
+        <w:rPr>
+          <w:rFonts w:ascii="Cambria" w:eastAsia="Cambria" w:hAnsi="Cambria" w:cs="Cambria"/>
+          <w:b/>
+        </w:rPr>
+        <w:t>202</w:t>
+      </w:r>
+      <w:r>
+        <w:rPr>
+          <w:rFonts w:ascii="Cambria" w:eastAsia="Cambria" w:hAnsi="Cambria" w:cs="Cambria"/>
+          <w:b/>
+        </w:rPr>
+        <w:t>3</w:t>
       </w:r>
     </w:p>
     <w:p>
@@ -5016,6 +4655,7 @@
         <w:rPr>
           <w:rFonts w:ascii="Cambria" w:hAnsi="Cambria" w:cstheme="minorHAnsi"/>
         </w:rPr>
+        <w:lastRenderedPageBreak/>
         <w:t>Designed and implemented database schema, created tables and indexes, and configuring security settings for Azure SQL DB</w:t>
       </w:r>
     </w:p>
@@ -5098,7 +4738,6 @@
         <w:rPr>
           <w:rFonts w:ascii="Cambria" w:hAnsi="Cambria" w:cstheme="minorHAnsi"/>
         </w:rPr>
-        <w:lastRenderedPageBreak/>
         <w:t>Managing and monitoring Azure SQL DB instances troubleshooting issues and optimizing performance of SQL Managed Instances.</w:t>
       </w:r>
     </w:p>
@@ -5552,22 +5191,21 @@
           <w:rFonts w:ascii="Cambria" w:eastAsia="Cambria" w:hAnsi="Cambria" w:cs="Cambria"/>
           <w:b/>
         </w:rPr>
-        <w:t xml:space="preserve"> Client: </w:t>
-      </w:r>
-      <w:r>
-        <w:rPr>
-          <w:rFonts w:ascii="Cambria" w:eastAsia="Cambria" w:hAnsi="Cambria" w:cs="Cambria"/>
-          <w:b/>
-          <w:bCs/>
-        </w:rPr>
-        <w:t>Urban Outfitters, Philadelphia, PA, USA</w:t>
-      </w:r>
-      <w:r>
-        <w:rPr>
-          <w:rFonts w:ascii="Cambria" w:eastAsia="Cambria" w:hAnsi="Cambria" w:cs="Cambria"/>
-          <w:b/>
-        </w:rPr>
-        <w:t>.</w:t>
+        <w:t xml:space="preserve"> Client:</w:t>
+      </w:r>
+      <w:r>
+        <w:rPr>
+          <w:rFonts w:ascii="Cambria" w:eastAsia="Cambria" w:hAnsi="Cambria" w:cs="Cambria"/>
+          <w:b/>
+        </w:rPr>
+        <w:t xml:space="preserve"> </w:t>
+      </w:r>
+      <w:r>
+        <w:rPr>
+          <w:rFonts w:ascii="Cambria" w:eastAsia="Cambria" w:hAnsi="Cambria" w:cs="Cambria"/>
+          <w:b/>
+        </w:rPr>
+        <w:t>HDFC Bank, Bangalore, India</w:t>
       </w:r>
       <w:r>
         <w:rPr>
@@ -5598,7 +5236,69 @@
           <w:b/>
         </w:rPr>
         <w:tab/>
-        <w:t xml:space="preserve">              July 2018 - Feb 2020</w:t>
+      </w:r>
+      <w:r>
+        <w:rPr>
+          <w:rFonts w:ascii="Cambria" w:eastAsia="Cambria" w:hAnsi="Cambria" w:cs="Cambria"/>
+          <w:b/>
+        </w:rPr>
+        <w:t xml:space="preserve">               </w:t>
+      </w:r>
+      <w:r>
+        <w:rPr>
+          <w:rFonts w:ascii="Cambria" w:eastAsia="Cambria" w:hAnsi="Cambria" w:cs="Cambria"/>
+          <w:b/>
+        </w:rPr>
+        <w:t xml:space="preserve">            </w:t>
+      </w:r>
+      <w:r>
+        <w:rPr>
+          <w:rFonts w:ascii="Cambria" w:eastAsia="Cambria" w:hAnsi="Cambria" w:cs="Cambria"/>
+          <w:b/>
+        </w:rPr>
+        <w:t xml:space="preserve">Nov </w:t>
+      </w:r>
+      <w:r>
+        <w:rPr>
+          <w:rFonts w:ascii="Cambria" w:eastAsia="Cambria" w:hAnsi="Cambria" w:cs="Cambria"/>
+          <w:b/>
+        </w:rPr>
+        <w:t>201</w:t>
+      </w:r>
+      <w:r>
+        <w:rPr>
+          <w:rFonts w:ascii="Cambria" w:eastAsia="Cambria" w:hAnsi="Cambria" w:cs="Cambria"/>
+          <w:b/>
+        </w:rPr>
+        <w:t>7</w:t>
+      </w:r>
+      <w:r>
+        <w:rPr>
+          <w:rFonts w:ascii="Cambria" w:eastAsia="Cambria" w:hAnsi="Cambria" w:cs="Cambria"/>
+          <w:b/>
+        </w:rPr>
+        <w:t xml:space="preserve"> - </w:t>
+      </w:r>
+      <w:r>
+        <w:rPr>
+          <w:rFonts w:ascii="Cambria" w:eastAsia="Cambria" w:hAnsi="Cambria" w:cs="Cambria"/>
+          <w:b/>
+        </w:rPr>
+        <w:t>June</w:t>
+      </w:r>
+      <w:r>
+        <w:rPr>
+          <w:rFonts w:ascii="Cambria" w:eastAsia="Cambria" w:hAnsi="Cambria" w:cs="Cambria"/>
+          <w:b/>
+        </w:rPr>
+        <w:t xml:space="preserve"> 202</w:t>
+      </w:r>
+      <w:r>
+        <w:rPr>
+          <w:rFonts w:ascii="Cambria" w:eastAsia="Cambria" w:hAnsi="Cambria" w:cs="Cambria"/>
+          <w:b/>
+        </w:rPr>
+        <w:t>1</w:t>
       </w:r>
     </w:p>
     <w:p>
@@ -5748,6 +5448,7 @@
         <w:rPr>
           <w:rFonts w:ascii="Cambria" w:hAnsi="Cambria" w:cstheme="minorHAnsi"/>
         </w:rPr>
+        <w:lastRenderedPageBreak/>
         <w:t>Managing repositories and branches on Azure repos and collaborating with developers to resolve merge conflicts.</w:t>
       </w:r>
     </w:p>
@@ -5824,7 +5525,6 @@
         <w:rPr>
           <w:rFonts w:ascii="Cambria" w:hAnsi="Cambria" w:cstheme="minorHAnsi"/>
         </w:rPr>
-        <w:lastRenderedPageBreak/>
         <w:t>Wrote Ansible playbooks for Configuration management, patching, and software deployment on On-prem environments.</w:t>
       </w:r>
     </w:p>
@@ -6010,29 +5710,81 @@
           <w:rFonts w:ascii="Cambria" w:eastAsia="Cambria" w:hAnsi="Cambria" w:cs="Cambria"/>
           <w:b/>
         </w:rPr>
+        <w:br/>
+      </w:r>
+      <w:r>
+        <w:rPr>
+          <w:rFonts w:ascii="Cambria" w:eastAsia="Cambria" w:hAnsi="Cambria" w:cs="Cambria"/>
+          <w:b/>
+        </w:rPr>
+        <w:br/>
+      </w:r>
+      <w:r>
+        <w:rPr>
+          <w:rFonts w:ascii="Cambria" w:eastAsia="Cambria" w:hAnsi="Cambria" w:cs="Cambria"/>
+          <w:b/>
+        </w:rPr>
+        <w:br/>
+      </w:r>
+      <w:r>
+        <w:rPr>
+          <w:rFonts w:ascii="Cambria" w:eastAsia="Cambria" w:hAnsi="Cambria" w:cs="Cambria"/>
+          <w:b/>
+        </w:rPr>
+        <w:t>Client:</w:t>
+      </w:r>
+      <w:r>
+        <w:rPr>
+          <w:rFonts w:ascii="Cambria" w:eastAsia="Cambria" w:hAnsi="Cambria" w:cs="Cambria"/>
+          <w:b/>
+        </w:rPr>
+        <w:t xml:space="preserve"> </w:t>
+      </w:r>
+      <w:r>
+        <w:rPr>
+          <w:rFonts w:ascii="Cambria" w:eastAsia="Cambria" w:hAnsi="Cambria" w:cs="Cambria"/>
+          <w:b/>
+        </w:rPr>
         <w:t xml:space="preserve">Client: </w:t>
       </w:r>
-      <w:r>
-        <w:rPr>
-          <w:rFonts w:ascii="Cambria" w:eastAsia="Cambria" w:hAnsi="Cambria" w:cs="Cambria"/>
-          <w:b/>
-        </w:rPr>
-        <w:t>HDFC Bank, Bangalore, India</w:t>
-      </w:r>
-      <w:r>
-        <w:rPr>
-          <w:rFonts w:ascii="Cambria" w:eastAsia="Cambria" w:hAnsi="Cambria" w:cs="Cambria"/>
-          <w:b/>
-        </w:rPr>
-        <w:tab/>
-      </w:r>
-      <w:r>
-        <w:rPr>
-          <w:rFonts w:ascii="Cambria" w:eastAsia="Cambria" w:hAnsi="Cambria" w:cs="Cambria"/>
-          <w:b/>
-        </w:rPr>
-        <w:tab/>
-        <w:t xml:space="preserve">                                                                      June 2016 – Sept 2017       </w:t>
+      <w:proofErr w:type="spellStart"/>
+      <w:r>
+        <w:rPr>
+          <w:rFonts w:ascii="Cambria" w:eastAsia="Cambria" w:hAnsi="Cambria" w:cs="Cambria"/>
+          <w:b/>
+          <w:bCs/>
+        </w:rPr>
+        <w:t>Selectsys</w:t>
+      </w:r>
+      <w:proofErr w:type="spellEnd"/>
+      <w:r>
+        <w:rPr>
+          <w:rFonts w:ascii="Cambria" w:eastAsia="Cambria" w:hAnsi="Cambria" w:cs="Cambria"/>
+          <w:b/>
+          <w:bCs/>
+        </w:rPr>
+        <w:t xml:space="preserve"> Pvt Ltd – Hyderabad, India</w:t>
+      </w:r>
+      <w:r>
+        <w:rPr>
+          <w:rFonts w:ascii="Cambria" w:eastAsia="Cambria" w:hAnsi="Cambria" w:cs="Cambria"/>
+          <w:b/>
+        </w:rPr>
+        <w:t xml:space="preserve">                                                     </w:t>
+      </w:r>
+      <w:r>
+        <w:rPr>
+          <w:rFonts w:ascii="Cambria" w:eastAsia="Cambria" w:hAnsi="Cambria" w:cs="Cambria"/>
+          <w:b/>
+        </w:rPr>
+        <w:t xml:space="preserve">                    </w:t>
+      </w:r>
+      <w:r>
+        <w:rPr>
+          <w:rFonts w:ascii="Cambria" w:eastAsia="Cambria" w:hAnsi="Cambria" w:cs="Cambria"/>
+          <w:b/>
+        </w:rPr>
+        <w:t xml:space="preserve">June 2016 – Sept 2017       </w:t>
       </w:r>
     </w:p>
     <w:p>
@@ -6309,7 +6061,23 @@
           <w:rFonts w:ascii="Cambria" w:hAnsi="Cambria" w:cstheme="minorHAnsi"/>
           <w:shd w:val="clear" w:color="auto" w:fill="FFFFFF"/>
         </w:rPr>
-        <w:t xml:space="preserve">Installed Redshift on AWS and imported the legacy data from Oracle to Redshift. Participated in integration of applications with existing API’s. </w:t>
+        <w:t xml:space="preserve">Installed Redshift on AWS and imported the legacy data from Oracle to Redshift. Participated in integration of applications with existing </w:t>
+      </w:r>
+      <w:proofErr w:type="gramStart"/>
+      <w:r>
+        <w:rPr>
+          <w:rFonts w:ascii="Cambria" w:hAnsi="Cambria" w:cstheme="minorHAnsi"/>
+          <w:shd w:val="clear" w:color="auto" w:fill="FFFFFF"/>
+        </w:rPr>
+        <w:t>API’s</w:t>
+      </w:r>
+      <w:proofErr w:type="gramEnd"/>
+      <w:r>
+        <w:rPr>
+          <w:rFonts w:ascii="Cambria" w:hAnsi="Cambria" w:cstheme="minorHAnsi"/>
+          <w:shd w:val="clear" w:color="auto" w:fill="FFFFFF"/>
+        </w:rPr>
+        <w:t xml:space="preserve">. </w:t>
       </w:r>
     </w:p>
     <w:p>
@@ -6401,6 +6169,7 @@
           <w:rFonts w:ascii="Cambria" w:hAnsi="Cambria" w:cstheme="minorHAnsi"/>
           <w:shd w:val="clear" w:color="auto" w:fill="FFFFFF"/>
         </w:rPr>
+        <w:lastRenderedPageBreak/>
         <w:t>Created Ansible playbooks to automatically install packages from a repository, to change the configuration of remotely configured machines and to deploy new builds and various automation purpose, file copy, permission changes, configuration changes, path specific folder creation.</w:t>
       </w:r>
     </w:p>
@@ -6425,488 +6194,6 @@
           <w:shd w:val="clear" w:color="auto" w:fill="FFFFFF"/>
         </w:rPr>
         <w:t>Performed and deployed Builds for various Environments like QA, Integration, UAT and Productions Environments.</w:t>
-      </w:r>
-    </w:p>
-    <w:p>
-      <w:pPr>
-        <w:spacing w:after="0" w:line="240" w:lineRule="auto"/>
-        <w:ind w:right="144"/>
-        <w:jc w:val="both"/>
-        <w:rPr>
-          <w:rFonts w:ascii="Cambria" w:eastAsia="Cambria" w:hAnsi="Cambria" w:cs="Cambria"/>
-          <w:color w:val="000000"/>
-          <w:highlight w:val="white"/>
-        </w:rPr>
-      </w:pPr>
-    </w:p>
-    <w:p>
-      <w:pPr>
-        <w:tabs>
-          <w:tab w:val="left" w:pos="720"/>
-          <w:tab w:val="left" w:pos="1440"/>
-          <w:tab w:val="left" w:pos="2160"/>
-          <w:tab w:val="left" w:pos="2880"/>
-          <w:tab w:val="left" w:pos="3600"/>
-          <w:tab w:val="left" w:pos="4320"/>
-          <w:tab w:val="left" w:pos="5040"/>
-          <w:tab w:val="left" w:pos="5760"/>
-          <w:tab w:val="left" w:pos="6480"/>
-          <w:tab w:val="left" w:pos="7200"/>
-          <w:tab w:val="left" w:pos="7920"/>
-          <w:tab w:val="left" w:pos="8640"/>
-          <w:tab w:val="left" w:pos="9360"/>
-          <w:tab w:val="left" w:pos="10080"/>
-          <w:tab w:val="right" w:pos="10800"/>
-        </w:tabs>
-        <w:spacing w:after="0" w:line="240" w:lineRule="auto"/>
-        <w:jc w:val="both"/>
-        <w:rPr>
-          <w:rFonts w:ascii="Cambria" w:eastAsia="Cambria" w:hAnsi="Cambria" w:cs="Cambria"/>
-          <w:b/>
-        </w:rPr>
-      </w:pPr>
-      <w:r>
-        <w:rPr>
-          <w:rFonts w:ascii="Cambria" w:eastAsia="Cambria" w:hAnsi="Cambria" w:cs="Cambria"/>
-          <w:b/>
-        </w:rPr>
-        <w:t xml:space="preserve">Client: </w:t>
-      </w:r>
-      <w:proofErr w:type="spellStart"/>
-      <w:r>
-        <w:rPr>
-          <w:rFonts w:ascii="Cambria" w:eastAsia="Cambria" w:hAnsi="Cambria" w:cs="Cambria"/>
-          <w:b/>
-          <w:bCs/>
-        </w:rPr>
-        <w:t>Selectsys</w:t>
-      </w:r>
-      <w:proofErr w:type="spellEnd"/>
-      <w:r>
-        <w:rPr>
-          <w:rFonts w:ascii="Cambria" w:eastAsia="Cambria" w:hAnsi="Cambria" w:cs="Cambria"/>
-          <w:b/>
-          <w:bCs/>
-        </w:rPr>
-        <w:t xml:space="preserve"> Pvt Ltd – Hyderabad, India</w:t>
-      </w:r>
-      <w:r>
-        <w:rPr>
-          <w:rFonts w:ascii="Cambria" w:eastAsia="Cambria" w:hAnsi="Cambria" w:cs="Cambria"/>
-          <w:b/>
-        </w:rPr>
-        <w:tab/>
-      </w:r>
-      <w:r>
-        <w:rPr>
-          <w:rFonts w:ascii="Cambria" w:eastAsia="Cambria" w:hAnsi="Cambria" w:cs="Cambria"/>
-          <w:b/>
-        </w:rPr>
-        <w:tab/>
-      </w:r>
-      <w:r>
-        <w:rPr>
-          <w:rFonts w:ascii="Cambria" w:eastAsia="Cambria" w:hAnsi="Cambria" w:cs="Cambria"/>
-          <w:b/>
-        </w:rPr>
-        <w:tab/>
-      </w:r>
-      <w:r>
-        <w:rPr>
-          <w:rFonts w:ascii="Cambria" w:eastAsia="Cambria" w:hAnsi="Cambria" w:cs="Cambria"/>
-          <w:b/>
-        </w:rPr>
-        <w:tab/>
-        <w:t xml:space="preserve">       </w:t>
-      </w:r>
-      <w:r>
-        <w:rPr>
-          <w:rFonts w:ascii="Cambria" w:eastAsia="Cambria" w:hAnsi="Cambria" w:cs="Cambria"/>
-          <w:b/>
-        </w:rPr>
-        <w:tab/>
-        <w:t xml:space="preserve">               Nov 2012 – May 2016 </w:t>
-      </w:r>
-    </w:p>
-    <w:p>
-      <w:pPr>
-        <w:spacing w:after="0" w:line="240" w:lineRule="auto"/>
-        <w:jc w:val="both"/>
-        <w:rPr>
-          <w:rFonts w:ascii="Cambria" w:eastAsia="Cambria" w:hAnsi="Cambria" w:cs="Cambria"/>
-          <w:b/>
-        </w:rPr>
-      </w:pPr>
-      <w:r>
-        <w:rPr>
-          <w:rFonts w:ascii="Cambria" w:eastAsia="Cambria" w:hAnsi="Cambria" w:cs="Cambria"/>
-          <w:b/>
-        </w:rPr>
-        <w:t xml:space="preserve">Role: </w:t>
-      </w:r>
-      <w:r>
-        <w:rPr>
-          <w:rFonts w:ascii="Cambria" w:eastAsia="Cambria" w:hAnsi="Cambria" w:cs="Cambria"/>
-          <w:b/>
-          <w:bCs/>
-        </w:rPr>
-        <w:t>Build and Release Engineer</w:t>
-      </w:r>
-    </w:p>
-    <w:p>
-      <w:pPr>
-        <w:spacing w:after="0" w:line="276" w:lineRule="auto"/>
-        <w:jc w:val="both"/>
-        <w:rPr>
-          <w:rFonts w:asciiTheme="minorHAnsi" w:hAnsiTheme="minorHAnsi" w:cstheme="minorHAnsi"/>
-          <w:bCs/>
-        </w:rPr>
-      </w:pPr>
-      <w:r>
-        <w:rPr>
-          <w:rFonts w:ascii="Cambria" w:eastAsia="Cambria" w:hAnsi="Cambria" w:cs="Cambria"/>
-          <w:b/>
-        </w:rPr>
-        <w:t>Responsibilities:</w:t>
-      </w:r>
-      <w:r>
-        <w:rPr>
-          <w:rFonts w:ascii="Cambria" w:eastAsia="Cambria" w:hAnsi="Cambria" w:cs="Cambria"/>
-          <w:color w:val="000000"/>
-          <w:highlight w:val="white"/>
-        </w:rPr>
-        <w:t xml:space="preserve"> </w:t>
-      </w:r>
-    </w:p>
-    <w:p>
-      <w:pPr>
-        <w:pStyle w:val="ListParagraph"/>
-        <w:numPr>
-          <w:ilvl w:val="0"/>
-          <w:numId w:val="7"/>
-        </w:numPr>
-        <w:spacing w:after="0" w:line="276" w:lineRule="auto"/>
-        <w:jc w:val="both"/>
-        <w:rPr>
-          <w:rFonts w:ascii="Cambria" w:hAnsi="Cambria" w:cstheme="minorHAnsi"/>
-          <w:bCs/>
-        </w:rPr>
-      </w:pPr>
-      <w:r>
-        <w:rPr>
-          <w:rFonts w:ascii="Cambria" w:hAnsi="Cambria" w:cstheme="minorHAnsi"/>
-          <w:bCs/>
-        </w:rPr>
-        <w:t>Collaborate with developers, testers, and other stakeholders to ensure successful builds and deployments.</w:t>
-      </w:r>
-    </w:p>
-    <w:p>
-      <w:pPr>
-        <w:pStyle w:val="ListParagraph"/>
-        <w:numPr>
-          <w:ilvl w:val="0"/>
-          <w:numId w:val="7"/>
-        </w:numPr>
-        <w:spacing w:after="0" w:line="276" w:lineRule="auto"/>
-        <w:jc w:val="both"/>
-        <w:rPr>
-          <w:rFonts w:ascii="Cambria" w:hAnsi="Cambria" w:cstheme="minorHAnsi"/>
-          <w:bCs/>
-        </w:rPr>
-      </w:pPr>
-      <w:r>
-        <w:rPr>
-          <w:rFonts w:ascii="Cambria" w:hAnsi="Cambria" w:cstheme="minorHAnsi"/>
-          <w:bCs/>
-        </w:rPr>
-        <w:t>Assisted in migrating applications from customer on-premises datacenter to the cloud (AWS).</w:t>
-      </w:r>
-    </w:p>
-    <w:p>
-      <w:pPr>
-        <w:pStyle w:val="ListParagraph"/>
-        <w:numPr>
-          <w:ilvl w:val="0"/>
-          <w:numId w:val="7"/>
-        </w:numPr>
-        <w:spacing w:after="0" w:line="276" w:lineRule="auto"/>
-        <w:jc w:val="both"/>
-        <w:rPr>
-          <w:rFonts w:ascii="Cambria" w:hAnsi="Cambria" w:cstheme="minorHAnsi"/>
-          <w:bCs/>
-        </w:rPr>
-      </w:pPr>
-      <w:r>
-        <w:rPr>
-          <w:rFonts w:ascii="Cambria" w:hAnsi="Cambria" w:cstheme="minorHAnsi"/>
-          <w:bCs/>
-        </w:rPr>
-        <w:lastRenderedPageBreak/>
-        <w:t>Worked on vagrant for configure lightweight, reproducible, and portable development environments.</w:t>
-      </w:r>
-    </w:p>
-    <w:p>
-      <w:pPr>
-        <w:pStyle w:val="ListParagraph"/>
-        <w:numPr>
-          <w:ilvl w:val="0"/>
-          <w:numId w:val="7"/>
-        </w:numPr>
-        <w:spacing w:after="0" w:line="276" w:lineRule="auto"/>
-        <w:jc w:val="both"/>
-        <w:rPr>
-          <w:rFonts w:ascii="Cambria" w:hAnsi="Cambria" w:cstheme="minorHAnsi"/>
-          <w:bCs/>
-        </w:rPr>
-      </w:pPr>
-      <w:r>
-        <w:rPr>
-          <w:rFonts w:ascii="Cambria" w:hAnsi="Cambria" w:cstheme="minorHAnsi"/>
-          <w:bCs/>
-        </w:rPr>
-        <w:t>Implemented Chef Recipes for Deployment on build on internal Data Centre Servers. Also re-used and modified same Chef Recipes to create a Deployment directly into Amazon EC2 instances.</w:t>
-      </w:r>
-    </w:p>
-    <w:p>
-      <w:pPr>
-        <w:pStyle w:val="ListParagraph"/>
-        <w:numPr>
-          <w:ilvl w:val="0"/>
-          <w:numId w:val="7"/>
-        </w:numPr>
-        <w:spacing w:after="0" w:line="276" w:lineRule="auto"/>
-        <w:jc w:val="both"/>
-        <w:rPr>
-          <w:rFonts w:ascii="Cambria" w:hAnsi="Cambria" w:cstheme="minorHAnsi"/>
-          <w:bCs/>
-        </w:rPr>
-      </w:pPr>
-      <w:r>
-        <w:rPr>
-          <w:rFonts w:ascii="Cambria" w:hAnsi="Cambria" w:cstheme="minorHAnsi"/>
-          <w:bCs/>
-        </w:rPr>
-        <w:t>Used Chef and other configuration management tools to deploy consistent infrastructure code across multiple environments.</w:t>
-      </w:r>
-    </w:p>
-    <w:p>
-      <w:pPr>
-        <w:pStyle w:val="ListParagraph"/>
-        <w:numPr>
-          <w:ilvl w:val="0"/>
-          <w:numId w:val="7"/>
-        </w:numPr>
-        <w:spacing w:after="0" w:line="276" w:lineRule="auto"/>
-        <w:jc w:val="both"/>
-        <w:rPr>
-          <w:rFonts w:ascii="Cambria" w:hAnsi="Cambria" w:cstheme="minorHAnsi"/>
-          <w:bCs/>
-        </w:rPr>
-      </w:pPr>
-      <w:r>
-        <w:rPr>
-          <w:rFonts w:ascii="Cambria" w:hAnsi="Cambria" w:cstheme="minorHAnsi"/>
-          <w:bCs/>
-        </w:rPr>
-        <w:t>Integrated GIT into Jenkins to automate the code checkout process. Used Jenkins for automating Builds and Automating Deployments.</w:t>
-      </w:r>
-    </w:p>
-    <w:p>
-      <w:pPr>
-        <w:pStyle w:val="ListParagraph"/>
-        <w:numPr>
-          <w:ilvl w:val="0"/>
-          <w:numId w:val="7"/>
-        </w:numPr>
-        <w:spacing w:after="0" w:line="276" w:lineRule="auto"/>
-        <w:jc w:val="both"/>
-        <w:rPr>
-          <w:rFonts w:ascii="Cambria" w:hAnsi="Cambria" w:cstheme="minorHAnsi"/>
-          <w:bCs/>
-        </w:rPr>
-      </w:pPr>
-      <w:r>
-        <w:rPr>
-          <w:rFonts w:ascii="Cambria" w:hAnsi="Cambria" w:cstheme="minorHAnsi"/>
-          <w:bCs/>
-        </w:rPr>
-        <w:t>Monitored &amp; troubleshoot Network, Linux, and Windows servers using Splunk.</w:t>
-      </w:r>
-    </w:p>
-    <w:p>
-      <w:pPr>
-        <w:pStyle w:val="ListParagraph"/>
-        <w:numPr>
-          <w:ilvl w:val="0"/>
-          <w:numId w:val="7"/>
-        </w:numPr>
-        <w:spacing w:after="0" w:line="276" w:lineRule="auto"/>
-        <w:jc w:val="both"/>
-        <w:rPr>
-          <w:rFonts w:ascii="Cambria" w:hAnsi="Cambria" w:cstheme="minorHAnsi"/>
-          <w:bCs/>
-        </w:rPr>
-      </w:pPr>
-      <w:r>
-        <w:rPr>
-          <w:rFonts w:ascii="Cambria" w:hAnsi="Cambria" w:cstheme="minorHAnsi"/>
-          <w:bCs/>
-        </w:rPr>
-        <w:t>Used ANT and MAVEN as a build tool on java projects for the development of build artifacts on the source code.</w:t>
-      </w:r>
-    </w:p>
-    <w:p>
-      <w:pPr>
-        <w:pStyle w:val="ListParagraph"/>
-        <w:numPr>
-          <w:ilvl w:val="0"/>
-          <w:numId w:val="7"/>
-        </w:numPr>
-        <w:spacing w:after="0" w:line="276" w:lineRule="auto"/>
-        <w:jc w:val="both"/>
-        <w:rPr>
-          <w:rFonts w:ascii="Cambria" w:hAnsi="Cambria" w:cstheme="minorHAnsi"/>
-          <w:bCs/>
-        </w:rPr>
-      </w:pPr>
-      <w:r>
-        <w:rPr>
-          <w:rFonts w:ascii="Cambria" w:hAnsi="Cambria" w:cstheme="minorHAnsi"/>
-          <w:bCs/>
-        </w:rPr>
-        <w:t>Installed and Configured Continuum jobs for automating some build Processes.</w:t>
-      </w:r>
-    </w:p>
-    <w:p>
-      <w:pPr>
-        <w:pStyle w:val="ListParagraph"/>
-        <w:numPr>
-          <w:ilvl w:val="0"/>
-          <w:numId w:val="7"/>
-        </w:numPr>
-        <w:spacing w:after="0" w:line="276" w:lineRule="auto"/>
-        <w:jc w:val="both"/>
-        <w:rPr>
-          <w:rFonts w:ascii="Cambria" w:hAnsi="Cambria" w:cstheme="minorHAnsi"/>
-          <w:bCs/>
-        </w:rPr>
-      </w:pPr>
-      <w:r>
-        <w:rPr>
-          <w:rFonts w:ascii="Cambria" w:hAnsi="Cambria" w:cstheme="minorHAnsi"/>
-          <w:bCs/>
-        </w:rPr>
-        <w:t>Installed and Configured Nexus to manage the artifacts in different Repositories.</w:t>
-      </w:r>
-    </w:p>
-    <w:p>
-      <w:pPr>
-        <w:pStyle w:val="ListParagraph"/>
-        <w:numPr>
-          <w:ilvl w:val="0"/>
-          <w:numId w:val="7"/>
-        </w:numPr>
-        <w:spacing w:after="0" w:line="276" w:lineRule="auto"/>
-        <w:jc w:val="both"/>
-        <w:rPr>
-          <w:rFonts w:ascii="Cambria" w:hAnsi="Cambria" w:cstheme="minorHAnsi"/>
-          <w:bCs/>
-        </w:rPr>
-      </w:pPr>
-      <w:r>
-        <w:rPr>
-          <w:rFonts w:ascii="Cambria" w:hAnsi="Cambria" w:cstheme="minorHAnsi"/>
-          <w:bCs/>
-        </w:rPr>
-        <w:t>Used Apache Tomcat as application server for deploying the artifacts.</w:t>
-      </w:r>
-    </w:p>
-    <w:p>
-      <w:pPr>
-        <w:pStyle w:val="ListParagraph"/>
-        <w:numPr>
-          <w:ilvl w:val="0"/>
-          <w:numId w:val="7"/>
-        </w:numPr>
-        <w:spacing w:after="0" w:line="276" w:lineRule="auto"/>
-        <w:jc w:val="both"/>
-        <w:rPr>
-          <w:rFonts w:ascii="Cambria" w:hAnsi="Cambria" w:cstheme="minorHAnsi"/>
-          <w:bCs/>
-        </w:rPr>
-      </w:pPr>
-      <w:r>
-        <w:rPr>
-          <w:rFonts w:ascii="Cambria" w:hAnsi="Cambria" w:cstheme="minorHAnsi"/>
-          <w:bCs/>
-        </w:rPr>
-        <w:t>Worked on the Microsoft Release management server for maintaining the release management activities.</w:t>
-      </w:r>
-    </w:p>
-    <w:p>
-      <w:pPr>
-        <w:pStyle w:val="ListParagraph"/>
-        <w:numPr>
-          <w:ilvl w:val="0"/>
-          <w:numId w:val="7"/>
-        </w:numPr>
-        <w:spacing w:after="0" w:line="276" w:lineRule="auto"/>
-        <w:jc w:val="both"/>
-        <w:rPr>
-          <w:rFonts w:ascii="Cambria" w:hAnsi="Cambria" w:cstheme="minorHAnsi"/>
-          <w:bCs/>
-        </w:rPr>
-      </w:pPr>
-      <w:r>
-        <w:rPr>
-          <w:rFonts w:ascii="Cambria" w:hAnsi="Cambria" w:cstheme="minorHAnsi"/>
-          <w:bCs/>
-        </w:rPr>
-        <w:t>Experience with writing Perl, PowerShell, shell scripts.</w:t>
-      </w:r>
-    </w:p>
-    <w:p>
-      <w:pPr>
-        <w:pStyle w:val="ListParagraph"/>
-        <w:numPr>
-          <w:ilvl w:val="0"/>
-          <w:numId w:val="7"/>
-        </w:numPr>
-        <w:spacing w:after="0" w:line="276" w:lineRule="auto"/>
-        <w:jc w:val="both"/>
-        <w:rPr>
-          <w:rFonts w:ascii="Cambria" w:hAnsi="Cambria" w:cstheme="minorHAnsi"/>
-          <w:bCs/>
-        </w:rPr>
-      </w:pPr>
-      <w:r>
-        <w:rPr>
-          <w:rFonts w:ascii="Cambria" w:hAnsi="Cambria" w:cstheme="minorHAnsi"/>
-          <w:bCs/>
-        </w:rPr>
-        <w:t>Deployed the Java applications into web application servers like Tomcat.</w:t>
-      </w:r>
-    </w:p>
-    <w:p>
-      <w:pPr>
-        <w:pStyle w:val="ListParagraph"/>
-        <w:numPr>
-          <w:ilvl w:val="0"/>
-          <w:numId w:val="7"/>
-        </w:numPr>
-        <w:spacing w:after="0" w:line="276" w:lineRule="auto"/>
-        <w:jc w:val="both"/>
-        <w:rPr>
-          <w:rFonts w:ascii="Cambria" w:hAnsi="Cambria" w:cstheme="minorHAnsi"/>
-          <w:bCs/>
-        </w:rPr>
-      </w:pPr>
-      <w:r>
-        <w:rPr>
-          <w:rFonts w:ascii="Cambria" w:hAnsi="Cambria" w:cstheme="minorHAnsi"/>
-          <w:bCs/>
-        </w:rPr>
-        <w:t>Comfortable and flexible with installing, updating, and configuring various flavors of UNIX and Windows.</w:t>
       </w:r>
     </w:p>
     <w:sectPr>
@@ -6920,7 +6207,7 @@
 </file>
 
 <file path=word/numbering.xml><?xml version="1.0" encoding="utf-8"?>
-<w:numbering xmlns:wpc="http://schemas.microsoft.com/office/word/2010/wordprocessingCanvas" xmlns:cx="http://schemas.microsoft.com/office/drawing/2014/chartex" xmlns:cx1="http://schemas.microsoft.com/office/drawing/2015/9/8/chartex" xmlns:cx2="http://schemas.microsoft.com/office/drawing/2015/10/21/chartex" xmlns:cx3="http://schemas.microsoft.com/office/drawing/2016/5/9/chartex" xmlns:cx4="http://schemas.microsoft.com/office/drawing/2016/5/10/chartex" xmlns:cx5="http://schemas.microsoft.com/office/drawing/2016/5/11/chartex" xmlns:cx6="http://schemas.microsoft.com/office/drawing/2016/5/12/chartex" xmlns:cx7="http://schemas.microsoft.com/office/drawing/2016/5/13/chartex" xmlns:cx8="http://schemas.microsoft.com/office/drawing/2016/5/14/chartex" xmlns:mc="http://schemas.openxmlformats.org/markup-compatibility/2006" xmlns:aink="http://schemas.microsoft.com/office/drawing/2016/ink" xmlns:am3d="http://schemas.microsoft.com/office/drawing/2017/model3d" xmlns:o="urn:schemas-microsoft-com:office:office" xmlns:oel="http://schemas.microsoft.com/office/2019/extlst" xmlns:r="http://schemas.openxmlformats.org/officeDocument/2006/relationships" xmlns:m="http://schemas.openxmlformats.org/officeDocument/2006/math" xmlns:v="urn:schemas-microsoft-com:vml" xmlns:wp14="http://schemas.microsoft.com/office/word/2010/wordprocessingDrawing" xmlns:wp="http://schemas.openxmlformats.org/drawingml/2006/wordprocessingDrawing" xmlns:w10="urn:schemas-microsoft-com:office:word" xmlns:w="http://schemas.openxmlformats.org/wordprocessingml/2006/main" xmlns:w14="http://schemas.microsoft.com/office/word/2010/wordml" xmlns:w15="http://schemas.microsoft.com/office/word/2012/wordml" xmlns:w16cex="http://schemas.microsoft.com/office/word/2018/wordml/cex" xmlns:w16cid="http://schemas.microsoft.com/office/word/2016/wordml/cid" xmlns:w16="http://schemas.microsoft.com/office/word/2018/wordml" xmlns:w16du="http://schemas.microsoft.com/office/word/2023/wordml/word16du" xmlns:w16sdtdh="http://schemas.microsoft.com/office/word/2020/wordml/sdtdatahash" xmlns:w16se="http://schemas.microsoft.com/office/word/2015/wordml/symex" xmlns:wpg="http://schemas.microsoft.com/office/word/2010/wordprocessingGroup" xmlns:wpi="http://schemas.microsoft.com/office/word/2010/wordprocessingInk" xmlns:wne="http://schemas.microsoft.com/office/word/2006/wordml" xmlns:wps="http://schemas.microsoft.com/office/word/2010/wordprocessingShape" mc:Ignorable="w14 w15 w16se w16cid w16 w16cex w16sdtdh w16du wp14">
+<w:numbering xmlns:wpc="http://schemas.microsoft.com/office/word/2010/wordprocessingCanvas" xmlns:cx="http://schemas.microsoft.com/office/drawing/2014/chartex" xmlns:cx1="http://schemas.microsoft.com/office/drawing/2015/9/8/chartex" xmlns:cx2="http://schemas.microsoft.com/office/drawing/2015/10/21/chartex" xmlns:cx3="http://schemas.microsoft.com/office/drawing/2016/5/9/chartex" xmlns:cx4="http://schemas.microsoft.com/office/drawing/2016/5/10/chartex" xmlns:cx5="http://schemas.microsoft.com/office/drawing/2016/5/11/chartex" xmlns:cx6="http://schemas.microsoft.com/office/drawing/2016/5/12/chartex" xmlns:cx7="http://schemas.microsoft.com/office/drawing/2016/5/13/chartex" xmlns:cx8="http://schemas.microsoft.com/office/drawing/2016/5/14/chartex" xmlns:mc="http://schemas.openxmlformats.org/markup-compatibility/2006" xmlns:aink="http://schemas.microsoft.com/office/drawing/2016/ink" xmlns:am3d="http://schemas.microsoft.com/office/drawing/2017/model3d" xmlns:o="urn:schemas-microsoft-com:office:office" xmlns:oel="http://schemas.microsoft.com/office/2019/extlst" xmlns:r="http://schemas.openxmlformats.org/officeDocument/2006/relationships" xmlns:m="http://schemas.openxmlformats.org/officeDocument/2006/math" xmlns:v="urn:schemas-microsoft-com:vml" xmlns:wp14="http://schemas.microsoft.com/office/word/2010/wordprocessingDrawing" xmlns:wp="http://schemas.openxmlformats.org/drawingml/2006/wordprocessingDrawing" xmlns:w10="urn:schemas-microsoft-com:office:word" xmlns:w="http://schemas.openxmlformats.org/wordprocessingml/2006/main" xmlns:w14="http://schemas.microsoft.com/office/word/2010/wordml" xmlns:w15="http://schemas.microsoft.com/office/word/2012/wordml" xmlns:w16cex="http://schemas.microsoft.com/office/word/2018/wordml/cex" xmlns:w16cid="http://schemas.microsoft.com/office/word/2016/wordml/cid" xmlns:w16="http://schemas.microsoft.com/office/word/2018/wordml" xmlns:w16du="http://schemas.microsoft.com/office/word/2023/wordml/word16du" xmlns:w16sdtdh="http://schemas.microsoft.com/office/word/2020/wordml/sdtdatahash" xmlns:w16sdtfl="http://schemas.microsoft.com/office/word/2024/wordml/sdtformatlock" xmlns:w16se="http://schemas.microsoft.com/office/word/2015/wordml/symex" xmlns:wpg="http://schemas.microsoft.com/office/word/2010/wordprocessingGroup" xmlns:wpi="http://schemas.microsoft.com/office/word/2010/wordprocessingInk" xmlns:wne="http://schemas.microsoft.com/office/word/2006/wordml" xmlns:wps="http://schemas.microsoft.com/office/word/2010/wordprocessingShape" mc:Ignorable="w14 w15 w16se w16cid w16 w16cex w16sdtdh w16sdtfl w16du wp14">
   <w:abstractNum w:abstractNumId="0" w15:restartNumberingAfterBreak="0">
     <w:nsid w:val="011A664A"/>
     <w:multiLevelType w:val="multilevel"/>
@@ -8041,7 +7328,7 @@
 </file>
 
 <file path=word/styles.xml><?xml version="1.0" encoding="utf-8"?>
-<w:styles xmlns:mc="http://schemas.openxmlformats.org/markup-compatibility/2006" xmlns:r="http://schemas.openxmlformats.org/officeDocument/2006/relationships" xmlns:w="http://schemas.openxmlformats.org/wordprocessingml/2006/main" xmlns:w14="http://schemas.microsoft.com/office/word/2010/wordml" xmlns:w15="http://schemas.microsoft.com/office/word/2012/wordml" xmlns:w16cex="http://schemas.microsoft.com/office/word/2018/wordml/cex" xmlns:w16cid="http://schemas.microsoft.com/office/word/2016/wordml/cid" xmlns:w16="http://schemas.microsoft.com/office/word/2018/wordml" xmlns:w16du="http://schemas.microsoft.com/office/word/2023/wordml/word16du" xmlns:w16sdtdh="http://schemas.microsoft.com/office/word/2020/wordml/sdtdatahash" xmlns:w16se="http://schemas.microsoft.com/office/word/2015/wordml/symex" mc:Ignorable="w14 w15 w16se w16cid w16 w16cex w16sdtdh w16du">
+<w:styles xmlns:mc="http://schemas.openxmlformats.org/markup-compatibility/2006" xmlns:r="http://schemas.openxmlformats.org/officeDocument/2006/relationships" xmlns:w="http://schemas.openxmlformats.org/wordprocessingml/2006/main" xmlns:w14="http://schemas.microsoft.com/office/word/2010/wordml" xmlns:w15="http://schemas.microsoft.com/office/word/2012/wordml" xmlns:w16cex="http://schemas.microsoft.com/office/word/2018/wordml/cex" xmlns:w16cid="http://schemas.microsoft.com/office/word/2016/wordml/cid" xmlns:w16="http://schemas.microsoft.com/office/word/2018/wordml" xmlns:w16du="http://schemas.microsoft.com/office/word/2023/wordml/word16du" xmlns:w16sdtdh="http://schemas.microsoft.com/office/word/2020/wordml/sdtdatahash" xmlns:w16sdtfl="http://schemas.microsoft.com/office/word/2024/wordml/sdtformatlock" xmlns:w16se="http://schemas.microsoft.com/office/word/2015/wordml/symex" mc:Ignorable="w14 w15 w16se w16cid w16 w16cex w16sdtdh w16sdtfl w16du">
   <w:docDefaults>
     <w:rPrDefault>
       <w:rPr>
